--- a/assets/steel-quote-template.docx
+++ b/assets/steel-quote-template.docx
@@ -54,7 +54,7 @@
           <w:color w:val="1B1F20"/>
           <w:sz w:val="56"/>
         </w:rPr>
-        <w:t>MIRA VISTA</w:t>
+        <w:t>{{PROJECT_NAME}}</w:t>
       </w:r>
     </w:p>
     <w:p>
@@ -69,7 +69,7 @@
           <w:color w:val="D46E59"/>
           <w:sz w:val="28"/>
         </w:rPr>
-        <w:t>PREFAB STEEL FRAMING QUOTE</w:t>
+        <w:t xml:space="preserve">{{QUOTE_KIND_UPPER}} PREFAB STEEL FRAMING QUOTE</w:t>
       </w:r>
     </w:p>
     <w:tbl>
@@ -112,7 +112,7 @@
                 <w:color w:val="FFFFFF"/>
                 <w:sz w:val="16"/>
               </w:rPr>
-              <w:t>PROJECT</w:t>
+              <w:t xml:space="preserve">PROJECT</w:t>
             </w:r>
           </w:p>
         </w:tc>
@@ -137,7 +137,7 @@
                 <w:color w:val="FFFFFF"/>
                 <w:sz w:val="16"/>
               </w:rPr>
-              <w:t>QUOTE INFORMATION</w:t>
+              <w:t xml:space="preserve">QUOTE INFORMATION</w:t>
             </w:r>
           </w:p>
         </w:tc>
@@ -163,7 +163,7 @@
                 <w:color w:val="1B1F20"/>
                 <w:sz w:val="16"/>
               </w:rPr>
-              <w:t>Location</w:t>
+              <w:t xml:space="preserve">Location</w:t>
             </w:r>
           </w:p>
         </w:tc>
@@ -187,7 +187,7 @@
                 <w:color w:val="1B1F20"/>
                 <w:sz w:val="16"/>
               </w:rPr>
-              <w:t>500 South 1040 East, American Fork, Utah</w:t>
+              <w:t xml:space="preserve">{{SITE_ADDRESS}}</w:t>
             </w:r>
           </w:p>
         </w:tc>
@@ -214,7 +214,7 @@
                 <w:color w:val="1B1F20"/>
                 <w:sz w:val="16"/>
               </w:rPr>
-              <w:t>Owner</w:t>
+              <w:t xml:space="preserve">Owner</w:t>
             </w:r>
           </w:p>
         </w:tc>
@@ -239,7 +239,7 @@
                 <w:color w:val="1B1F20"/>
                 <w:sz w:val="16"/>
               </w:rPr>
-              <w:t>Four Amigos Development, LLC</w:t>
+              <w:t xml:space="preserve">{{OWNER}}</w:t>
             </w:r>
           </w:p>
         </w:tc>
@@ -265,7 +265,7 @@
                 <w:color w:val="1B1F20"/>
                 <w:sz w:val="16"/>
               </w:rPr>
-              <w:t>Building</w:t>
+              <w:t xml:space="preserve">Building</w:t>
             </w:r>
           </w:p>
         </w:tc>
@@ -289,7 +289,7 @@
                 <w:color w:val="1B1F20"/>
                 <w:sz w:val="16"/>
               </w:rPr>
-              <w:t>44,400 square feet • 3 floors</w:t>
+              <w:t xml:space="preserve">{{BUILDING_SUMMARY}}</w:t>
             </w:r>
           </w:p>
         </w:tc>
@@ -316,7 +316,7 @@
                 <w:color w:val="1B1F20"/>
                 <w:sz w:val="16"/>
               </w:rPr>
-              <w:t>Conversion</w:t>
+              <w:t xml:space="preserve">Conversion</w:t>
             </w:r>
           </w:p>
         </w:tc>
@@ -341,7 +341,7 @@
                 <w:color w:val="1B1F20"/>
                 <w:sz w:val="16"/>
               </w:rPr>
-              <w:t>Wood framing converted to engineered prefab steel panels</w:t>
+              <w:t xml:space="preserve">{{SCOPE_SUMMARY}}</w:t>
             </w:r>
           </w:p>
         </w:tc>
@@ -367,7 +367,7 @@
                 <w:color w:val="1B1F20"/>
                 <w:sz w:val="16"/>
               </w:rPr>
-              <w:t>Estimator</w:t>
+              <w:t xml:space="preserve">Estimator</w:t>
             </w:r>
           </w:p>
         </w:tc>
@@ -391,7 +391,7 @@
                 <w:color w:val="1B1F20"/>
                 <w:sz w:val="16"/>
               </w:rPr>
-              <w:t>Ericson Tua’one</w:t>
+              <w:t xml:space="preserve">{{ESTIMATOR_NAME}}</w:t>
             </w:r>
           </w:p>
         </w:tc>
@@ -418,7 +418,7 @@
                 <w:color w:val="1B1F20"/>
                 <w:sz w:val="16"/>
               </w:rPr>
-              <w:t>Contact</w:t>
+              <w:t xml:space="preserve">Contact</w:t>
             </w:r>
           </w:p>
         </w:tc>
@@ -443,7 +443,7 @@
                 <w:color w:val="1B1F20"/>
                 <w:sz w:val="16"/>
               </w:rPr>
-              <w:t>info@berwilson.com • 385-436-5507</w:t>
+              <w:t xml:space="preserve">{{CONTACT_LINE}}</w:t>
             </w:r>
           </w:p>
         </w:tc>
@@ -469,7 +469,7 @@
                 <w:color w:val="1B1F20"/>
                 <w:sz w:val="16"/>
               </w:rPr>
-              <w:t>Quote date</w:t>
+              <w:t xml:space="preserve">Quote number</w:t>
             </w:r>
           </w:p>
         </w:tc>
@@ -493,7 +493,109 @@
                 <w:color w:val="1B1F20"/>
                 <w:sz w:val="16"/>
               </w:rPr>
-              <w:t>September 16, 2026</w:t>
+              <w:t xml:space="preserve">{{QUOTE_NUMBER}}</w:t>
+            </w:r>
+          </w:p>
+        </w:tc>
+      </w:tr>
+      <w:tr>
+        <w:tc>
+          <w:tcPr>
+            <w:tcW w:type="dxa" w:w="5227"/>
+            <w:vAlign w:val="center"/>
+            <w:tcMar>
+              <w:top w:w="68" w:type="dxa"/>
+              <w:start w:w="88" w:type="dxa"/>
+              <w:bottom w:w="68" w:type="dxa"/>
+              <w:end w:w="88" w:type="dxa"/>
+            </w:tcMar>
+          </w:tcPr>
+          <w:p>
+            <w:r/>
+            <w:r>
+              <w:rPr>
+                <w:rFonts w:ascii="Aptos" w:hAnsi="Aptos"/>
+                <w:b/>
+                <w:color w:val="1B1F20"/>
+                <w:sz w:val="16"/>
+              </w:rPr>
+              <w:t xml:space="preserve">Quote date</w:t>
+            </w:r>
+          </w:p>
+        </w:tc>
+        <w:tc>
+          <w:tcPr>
+            <w:tcW w:type="dxa" w:w="5227"/>
+            <w:vAlign w:val="center"/>
+            <w:tcMar>
+              <w:top w:w="68" w:type="dxa"/>
+              <w:start w:w="88" w:type="dxa"/>
+              <w:bottom w:w="68" w:type="dxa"/>
+              <w:end w:w="88" w:type="dxa"/>
+            </w:tcMar>
+          </w:tcPr>
+          <w:p>
+            <w:r/>
+            <w:r>
+              <w:rPr>
+                <w:rFonts w:ascii="Aptos" w:hAnsi="Aptos"/>
+                <w:b w:val="0"/>
+                <w:color w:val="1B1F20"/>
+                <w:sz w:val="16"/>
+              </w:rPr>
+              <w:t xml:space="preserve">{{QUOTE_DATE}}</w:t>
+            </w:r>
+          </w:p>
+        </w:tc>
+      </w:tr>
+      <w:tr>
+        <w:tc>
+          <w:tcPr>
+            <w:tcW w:type="dxa" w:w="5227"/>
+            <w:shd w:fill="F7F7F6"/>
+            <w:vAlign w:val="center"/>
+            <w:tcMar>
+              <w:top w:w="68" w:type="dxa"/>
+              <w:start w:w="88" w:type="dxa"/>
+              <w:bottom w:w="68" w:type="dxa"/>
+              <w:end w:w="88" w:type="dxa"/>
+            </w:tcMar>
+          </w:tcPr>
+          <w:p>
+            <w:r/>
+            <w:r>
+              <w:rPr>
+                <w:rFonts w:ascii="Aptos" w:hAnsi="Aptos"/>
+                <w:b/>
+                <w:color w:val="1B1F20"/>
+                <w:sz w:val="16"/>
+              </w:rPr>
+              <w:t xml:space="preserve">Valid through</w:t>
+            </w:r>
+          </w:p>
+        </w:tc>
+        <w:tc>
+          <w:tcPr>
+            <w:tcW w:type="dxa" w:w="5227"/>
+            <w:shd w:fill="F7F7F6"/>
+            <w:vAlign w:val="center"/>
+            <w:tcMar>
+              <w:top w:w="68" w:type="dxa"/>
+              <w:start w:w="88" w:type="dxa"/>
+              <w:bottom w:w="68" w:type="dxa"/>
+              <w:end w:w="88" w:type="dxa"/>
+            </w:tcMar>
+          </w:tcPr>
+          <w:p>
+            <w:r/>
+            <w:r>
+              <w:rPr>
+                <w:rFonts w:ascii="Aptos" w:hAnsi="Aptos"/>
+                <w:b w:val="0"/>
+                <w:color w:val="1B1F20"/>
+                <w:sz w:val="16"/>
+              </w:rPr>
+              <w:t xml:space="preserve">{{VALID_UNTIL}}</w:t>
             </w:r>
           </w:p>
         </w:tc>
@@ -539,7 +641,7 @@
                 <w:color w:val="7FA59E"/>
                 <w:sz w:val="18"/>
               </w:rPr>
-              <w:t>BUILD FASTER WITH PREFAB STEEL</w:t>
+              <w:t xml:space="preserve">TOTAL {{QUOTE_KIND_UPPER}} CONTRACT AMOUNT DUE</w:t>
               <w:br/>
             </w:r>
             <w:r>
@@ -547,7 +649,7 @@
                 <w:color w:val="1B1F20"/>
                 <w:sz w:val="18"/>
               </w:rPr>
-              <w:t>The framing arrives as coordinated, labeled prefab steel panels. If Ber Wilson installs the system, the anticipated panel-installation duration is 4–6 weeks versus approximately four months for standard wood framing.</w:t>
+              <w:t xml:space="preserve">{{TOTAL_AMOUNT}}</w:t>
             </w:r>
           </w:p>
         </w:tc>
@@ -555,11 +657,7 @@
     </w:tbl>
     <w:p>
       <w:pPr>
-        <w:spacing w:before="0" w:after="0" w:line="20" w:lineRule="exact"/>
-        <w:rPr>
-          <w:sz w:val="2"/>
-          <w:szCs w:val="2"/>
-        </w:rPr>
+        <w:spacing w:after="20"/>
       </w:pPr>
     </w:p>
     <w:tbl>
@@ -597,7 +695,7 @@
                 <w:color w:val="D7AD53"/>
                 <w:sz w:val="18"/>
               </w:rPr>
-              <w:t>BER WILSON TURNKEY QUOTE</w:t>
+              <w:t xml:space="preserve">AMOUNT DUE AT CONTRACT EXECUTION</w:t>
               <w:br/>
             </w:r>
             <w:r>
@@ -605,7 +703,61 @@
                 <w:color w:val="1B1F20"/>
                 <w:sz w:val="18"/>
               </w:rPr>
-              <w:t>$2,131,200 — includes engineering conversion, MEP channeling, all defined prefab framing materials, insulation within the panels, builder’s risk, and Ber Wilson installation at $15.00 per square foot, including framing equipment and crane.</w:t>
+              <w:t xml:space="preserve">{{DUE_AT_SIGNING}} — includes {{EXECUTION_CALC}}. Payment is required before material fabrication and release.</w:t>
+            </w:r>
+          </w:p>
+        </w:tc>
+      </w:tr>
+    </w:tbl>
+    <w:p>
+      <w:pPr>
+        <w:spacing w:after="20"/>
+      </w:pPr>
+    </w:p>
+    <w:tbl>
+      <w:tblPr>
+        <w:tblW w:type="auto" w:w="0"/>
+        <w:tblLook w:firstColumn="1" w:firstRow="1" w:lastColumn="0" w:lastRow="0" w:noHBand="0" w:noVBand="1" w:val="04A0"/>
+        <w:tblBorders>
+          <w:top w:val="single" w:sz="5" w:color="D46E59"/>
+          <w:left w:val="single" w:sz="5" w:color="D46E59"/>
+          <w:bottom w:val="single" w:sz="5" w:color="D46E59"/>
+          <w:right w:val="single" w:sz="5" w:color="D46E59"/>
+          <w:insideH w:val="single" w:sz="5" w:color="D46E59"/>
+          <w:insideV w:val="single" w:sz="5" w:color="D46E59"/>
+        </w:tblBorders>
+      </w:tblPr>
+      <w:tblGrid>
+        <w:gridCol w:w="10454"/>
+      </w:tblGrid>
+      <w:tr>
+        <w:tc>
+          <w:tcPr>
+            <w:tcW w:type="dxa" w:w="10454"/>
+            <w:shd w:fill="F3F4F2"/>
+            <w:tcMar>
+              <w:top w:w="112" w:type="dxa"/>
+              <w:start w:w="132" w:type="dxa"/>
+              <w:bottom w:w="112" w:type="dxa"/>
+              <w:end w:w="132" w:type="dxa"/>
+            </w:tcMar>
+          </w:tcPr>
+          <w:p>
+            <w:r>
+              <w:rPr>
+                <w:b/>
+                <w:color w:val="D46E59"/>
+                <w:sz w:val="18"/>
+              </w:rPr>
+              <w:t xml:space="preserve">{{QUOTE_KIND_UPPER}} DELIVERY</w:t>
+              <w:br/>
+            </w:r>
+            <w:r>
+              <w:rPr>
+                <w:color w:val="1B1F20"/>
+                <w:sz w:val="18"/>
+              </w:rPr>
+              <w:t xml:space="preserve">Engineering conversion, MEP channeling, complete prefab steel panels and framing materials, insulation within panels, Simpson connectors{{TURNKEY_INCLUDES_INSTALL}} are included.</w:t>
             </w:r>
           </w:p>
         </w:tc>
@@ -621,7 +773,7 @@
         <w:pStyle w:val="Heading1"/>
       </w:pPr>
       <w:r>
-        <w:t>Quote Price</w:t>
+        <w:t xml:space="preserve">{{QUOTE_KIND}} Price</w:t>
       </w:r>
     </w:p>
     <w:tbl>
@@ -666,7 +818,7 @@
                 <w:color w:val="FFFFFF"/>
                 <w:sz w:val="16"/>
               </w:rPr>
-              <w:t>Scope</w:t>
+              <w:t xml:space="preserve">{{QUOTE_KIND}} scope</w:t>
             </w:r>
           </w:p>
         </w:tc>
@@ -691,7 +843,7 @@
                 <w:color w:val="FFFFFF"/>
                 <w:sz w:val="16"/>
               </w:rPr>
-              <w:t>Area</w:t>
+              <w:t xml:space="preserve">Area</w:t>
             </w:r>
           </w:p>
         </w:tc>
@@ -716,7 +868,7 @@
                 <w:color w:val="FFFFFF"/>
                 <w:sz w:val="16"/>
               </w:rPr>
-              <w:t>Rate</w:t>
+              <w:t xml:space="preserve">Rate</w:t>
             </w:r>
           </w:p>
         </w:tc>
@@ -741,7 +893,7 @@
                 <w:color w:val="FFFFFF"/>
                 <w:sz w:val="16"/>
               </w:rPr>
-              <w:t>Amount</w:t>
+              <w:t xml:space="preserve">Amount</w:t>
             </w:r>
           </w:p>
         </w:tc>
@@ -770,7 +922,7 @@
                 <w:color w:val="1B1F20"/>
                 <w:sz w:val="16"/>
               </w:rPr>
-              <w:t>Engineering conversion and complete prefab panel material package</w:t>
+              <w:t xml:space="preserve">{{KIT_SCOPE}}</w:t>
             </w:r>
           </w:p>
         </w:tc>
@@ -797,7 +949,7 @@
                 <w:color w:val="1B1F20"/>
                 <w:sz w:val="18"/>
               </w:rPr>
-              <w:t>44,400 SF</w:t>
+              <w:t xml:space="preserve">{{SF}}</w:t>
             </w:r>
           </w:p>
         </w:tc>
@@ -824,7 +976,7 @@
                 <w:color w:val="1B1F20"/>
                 <w:sz w:val="18"/>
               </w:rPr>
-              <w:t>$33.00/SF</w:t>
+              <w:t xml:space="preserve">{{KIT_RATE}}</w:t>
             </w:r>
           </w:p>
         </w:tc>
@@ -851,7 +1003,7 @@
                 <w:color w:val="1B1F20"/>
                 <w:sz w:val="18"/>
               </w:rPr>
-              <w:t>$1,465,200</w:t>
+              <w:t xml:space="preserve">{{KIT_AMOUNT}}</w:t>
             </w:r>
           </w:p>
         </w:tc>
@@ -880,7 +1032,7 @@
                 <w:color w:val="1B1F20"/>
                 <w:sz w:val="16"/>
               </w:rPr>
-              <w:t>Ber Wilson installation, equipment, and crane</w:t>
+              <w:t xml:space="preserve">{{INSTALL_SCOPE}}</w:t>
             </w:r>
           </w:p>
         </w:tc>
@@ -907,7 +1059,7 @@
                 <w:color w:val="1B1F20"/>
                 <w:sz w:val="18"/>
               </w:rPr>
-              <w:t>44,400 SF</w:t>
+              <w:t xml:space="preserve">{{SF}}</w:t>
             </w:r>
           </w:p>
         </w:tc>
@@ -934,7 +1086,7 @@
                 <w:color w:val="1B1F20"/>
                 <w:sz w:val="18"/>
               </w:rPr>
-              <w:t>$15.00/SF</w:t>
+              <w:t xml:space="preserve">{{INSTALL_RATE}}</w:t>
             </w:r>
           </w:p>
         </w:tc>
@@ -961,7 +1113,7 @@
                 <w:color w:val="1B1F20"/>
                 <w:sz w:val="18"/>
               </w:rPr>
-              <w:t>$666,000</w:t>
+              <w:t xml:space="preserve">{{INSTALL_AMOUNT}}</w:t>
             </w:r>
           </w:p>
         </w:tc>
@@ -991,7 +1143,7 @@
                 <w:color w:val="1B1F20"/>
                 <w:sz w:val="16"/>
               </w:rPr>
-              <w:t>TOTAL TURNKEY QUOTE</w:t>
+              <w:t xml:space="preserve">TOTAL {{QUOTE_KIND_UPPER}} CONTRACT AMOUNT</w:t>
             </w:r>
           </w:p>
         </w:tc>
@@ -1019,7 +1171,7 @@
                 <w:color w:val="1B1F20"/>
                 <w:sz w:val="18"/>
               </w:rPr>
-              <w:t>44,400 SF</w:t>
+              <w:t xml:space="preserve">{{SF}}</w:t>
             </w:r>
           </w:p>
         </w:tc>
@@ -1047,7 +1199,7 @@
                 <w:color w:val="1B1F20"/>
                 <w:sz w:val="18"/>
               </w:rPr>
-              <w:t>$48.00/SF</w:t>
+              <w:t xml:space="preserve">{{TOTAL_RATE}}</w:t>
             </w:r>
           </w:p>
         </w:tc>
@@ -1075,7 +1227,7 @@
                 <w:color w:val="1B1F20"/>
                 <w:sz w:val="18"/>
               </w:rPr>
-              <w:t>$2,131,200</w:t>
+              <w:t xml:space="preserve">{{TOTAL_AMOUNT}}</w:t>
             </w:r>
           </w:p>
         </w:tc>
@@ -1086,7 +1238,545 @@
         <w:pStyle w:val="Heading1"/>
       </w:pPr>
       <w:r>
-        <w:t>Included in Turnkey Quote</w:t>
+        <w:t xml:space="preserve">{{IF_INSTALL}}Amounts Due</w:t>
+      </w:r>
+    </w:p>
+    <w:tbl>
+      <w:tblPr>
+        <w:tblW w:type="auto" w:w="0"/>
+        <w:jc w:val="center"/>
+        <w:tblLook w:firstColumn="1" w:firstRow="1" w:lastColumn="0" w:lastRow="0" w:noHBand="0" w:noVBand="1" w:val="04A0"/>
+        <w:tblBorders>
+          <w:top w:val="single" w:sz="4" w:color="C6CBCC"/>
+          <w:left w:val="single" w:sz="4" w:color="C6CBCC"/>
+          <w:bottom w:val="single" w:sz="4" w:color="C6CBCC"/>
+          <w:right w:val="single" w:sz="4" w:color="C6CBCC"/>
+          <w:insideH w:val="single" w:sz="4" w:color="C6CBCC"/>
+          <w:insideV w:val="single" w:sz="4" w:color="C6CBCC"/>
+        </w:tblBorders>
+      </w:tblPr>
+      <w:tblGrid>
+        <w:gridCol w:w="4600"/>
+        <w:gridCol w:w="3200"/>
+        <w:gridCol w:w="2100"/>
+      </w:tblGrid>
+      <w:tr>
+        <w:tc>
+          <w:tcPr>
+            <w:tcW w:type="dxa" w:w="3485"/>
+            <w:shd w:fill="1B1F20"/>
+            <w:vAlign w:val="center"/>
+            <w:tcMar>
+              <w:top w:w="68" w:type="dxa"/>
+              <w:start w:w="88" w:type="dxa"/>
+              <w:bottom w:w="68" w:type="dxa"/>
+              <w:end w:w="88" w:type="dxa"/>
+            </w:tcMar>
+          </w:tcPr>
+          <w:p>
+            <w:r/>
+            <w:r>
+              <w:rPr>
+                <w:rFonts w:ascii="Aptos" w:hAnsi="Aptos"/>
+                <w:b/>
+                <w:color w:val="FFFFFF"/>
+                <w:sz w:val="16"/>
+              </w:rPr>
+              <w:t xml:space="preserve">Payment event</w:t>
+            </w:r>
+          </w:p>
+        </w:tc>
+        <w:tc>
+          <w:tcPr>
+            <w:tcW w:type="dxa" w:w="3485"/>
+            <w:shd w:fill="1B1F20"/>
+            <w:vAlign w:val="center"/>
+            <w:tcMar>
+              <w:top w:w="68" w:type="dxa"/>
+              <w:start w:w="88" w:type="dxa"/>
+              <w:bottom w:w="68" w:type="dxa"/>
+              <w:end w:w="88" w:type="dxa"/>
+            </w:tcMar>
+          </w:tcPr>
+          <w:p>
+            <w:r/>
+            <w:r>
+              <w:rPr>
+                <w:rFonts w:ascii="Aptos" w:hAnsi="Aptos"/>
+                <w:b/>
+                <w:color w:val="FFFFFF"/>
+                <w:sz w:val="16"/>
+              </w:rPr>
+              <w:t xml:space="preserve">Calculation</w:t>
+            </w:r>
+          </w:p>
+        </w:tc>
+        <w:tc>
+          <w:tcPr>
+            <w:tcW w:type="dxa" w:w="3485"/>
+            <w:shd w:fill="1B1F20"/>
+            <w:vAlign w:val="center"/>
+            <w:tcMar>
+              <w:top w:w="68" w:type="dxa"/>
+              <w:start w:w="88" w:type="dxa"/>
+              <w:bottom w:w="68" w:type="dxa"/>
+              <w:end w:w="88" w:type="dxa"/>
+            </w:tcMar>
+          </w:tcPr>
+          <w:p>
+            <w:r/>
+            <w:r>
+              <w:rPr>
+                <w:rFonts w:ascii="Aptos" w:hAnsi="Aptos"/>
+                <w:b/>
+                <w:color w:val="FFFFFF"/>
+                <w:sz w:val="16"/>
+              </w:rPr>
+              <w:t xml:space="preserve">Amount due</w:t>
+            </w:r>
+          </w:p>
+        </w:tc>
+      </w:tr>
+      <w:tr>
+        <w:tc>
+          <w:tcPr>
+            <w:tcW w:type="dxa" w:w="3485"/>
+            <w:vAlign w:val="center"/>
+            <w:tcMar>
+              <w:top w:w="68" w:type="dxa"/>
+              <w:start w:w="88" w:type="dxa"/>
+              <w:bottom w:w="68" w:type="dxa"/>
+              <w:end w:w="88" w:type="dxa"/>
+            </w:tcMar>
+          </w:tcPr>
+          <w:p>
+            <w:r/>
+            <w:r>
+              <w:rPr>
+                <w:rFonts w:ascii="Aptos" w:hAnsi="Aptos"/>
+                <w:b/>
+                <w:color w:val="1B1F20"/>
+                <w:sz w:val="16"/>
+              </w:rPr>
+              <w:t xml:space="preserve">Contract execution and material release</w:t>
+            </w:r>
+          </w:p>
+        </w:tc>
+        <w:tc>
+          <w:tcPr>
+            <w:tcW w:type="dxa" w:w="3485"/>
+            <w:vAlign w:val="center"/>
+            <w:tcMar>
+              <w:top w:w="68" w:type="dxa"/>
+              <w:start w:w="88" w:type="dxa"/>
+              <w:bottom w:w="68" w:type="dxa"/>
+              <w:end w:w="88" w:type="dxa"/>
+            </w:tcMar>
+          </w:tcPr>
+          <w:p>
+            <w:r/>
+            <w:r>
+              <w:rPr>
+                <w:rFonts w:ascii="Aptos" w:hAnsi="Aptos"/>
+                <w:b w:val="0"/>
+                <w:color w:val="1B1F20"/>
+                <w:sz w:val="16"/>
+              </w:rPr>
+              <w:t xml:space="preserve">{{EXECUTION_CALC}}</w:t>
+            </w:r>
+          </w:p>
+        </w:tc>
+        <w:tc>
+          <w:tcPr>
+            <w:tcW w:type="dxa" w:w="3485"/>
+            <w:vAlign w:val="center"/>
+            <w:tcMar>
+              <w:top w:w="68" w:type="dxa"/>
+              <w:start w:w="88" w:type="dxa"/>
+              <w:bottom w:w="68" w:type="dxa"/>
+              <w:end w:w="88" w:type="dxa"/>
+            </w:tcMar>
+          </w:tcPr>
+          <w:p>
+            <w:r/>
+            <w:r>
+              <w:rPr>
+                <w:rFonts w:ascii="Aptos" w:hAnsi="Aptos"/>
+                <w:b w:val="0"/>
+                <w:color w:val="1B1F20"/>
+                <w:sz w:val="16"/>
+              </w:rPr>
+              <w:t xml:space="preserve">{{DUE_AT_SIGNING}}</w:t>
+            </w:r>
+          </w:p>
+        </w:tc>
+      </w:tr>
+      <w:tr>
+        <w:tc>
+          <w:tcPr>
+            <w:tcW w:type="dxa" w:w="3485"/>
+            <w:shd w:fill="F7F7F6"/>
+            <w:vAlign w:val="center"/>
+            <w:tcMar>
+              <w:top w:w="68" w:type="dxa"/>
+              <w:start w:w="88" w:type="dxa"/>
+              <w:bottom w:w="68" w:type="dxa"/>
+              <w:end w:w="88" w:type="dxa"/>
+            </w:tcMar>
+          </w:tcPr>
+          <w:p>
+            <w:r/>
+            <w:r>
+              <w:rPr>
+                <w:rFonts w:ascii="Aptos" w:hAnsi="Aptos"/>
+                <w:b/>
+                <w:color w:val="1B1F20"/>
+                <w:sz w:val="16"/>
+              </w:rPr>
+              <w:t xml:space="preserve">50% framing completion</w:t>
+            </w:r>
+          </w:p>
+        </w:tc>
+        <w:tc>
+          <w:tcPr>
+            <w:tcW w:type="dxa" w:w="3485"/>
+            <w:shd w:fill="F7F7F6"/>
+            <w:vAlign w:val="center"/>
+            <w:tcMar>
+              <w:top w:w="68" w:type="dxa"/>
+              <w:start w:w="88" w:type="dxa"/>
+              <w:bottom w:w="68" w:type="dxa"/>
+              <w:end w:w="88" w:type="dxa"/>
+            </w:tcMar>
+          </w:tcPr>
+          <w:p>
+            <w:r/>
+            <w:r>
+              <w:rPr>
+                <w:rFonts w:ascii="Aptos" w:hAnsi="Aptos"/>
+                <w:b w:val="0"/>
+                <w:color w:val="1B1F20"/>
+                <w:sz w:val="16"/>
+              </w:rPr>
+              <w:t xml:space="preserve">25% of installation</w:t>
+            </w:r>
+          </w:p>
+        </w:tc>
+        <w:tc>
+          <w:tcPr>
+            <w:tcW w:type="dxa" w:w="3485"/>
+            <w:shd w:fill="F7F7F6"/>
+            <w:vAlign w:val="center"/>
+            <w:tcMar>
+              <w:top w:w="68" w:type="dxa"/>
+              <w:start w:w="88" w:type="dxa"/>
+              <w:bottom w:w="68" w:type="dxa"/>
+              <w:end w:w="88" w:type="dxa"/>
+            </w:tcMar>
+          </w:tcPr>
+          <w:p>
+            <w:r/>
+            <w:r>
+              <w:rPr>
+                <w:rFonts w:ascii="Aptos" w:hAnsi="Aptos"/>
+                <w:b w:val="0"/>
+                <w:color w:val="1B1F20"/>
+                <w:sz w:val="16"/>
+              </w:rPr>
+              <w:t xml:space="preserve">{{MILESTONE_1_AMOUNT}}</w:t>
+            </w:r>
+          </w:p>
+        </w:tc>
+      </w:tr>
+      <w:tr>
+        <w:tc>
+          <w:tcPr>
+            <w:tcW w:type="dxa" w:w="3485"/>
+            <w:vAlign w:val="center"/>
+            <w:tcMar>
+              <w:top w:w="68" w:type="dxa"/>
+              <w:start w:w="88" w:type="dxa"/>
+              <w:bottom w:w="68" w:type="dxa"/>
+              <w:end w:w="88" w:type="dxa"/>
+            </w:tcMar>
+          </w:tcPr>
+          <w:p>
+            <w:r/>
+            <w:r>
+              <w:rPr>
+                <w:rFonts w:ascii="Aptos" w:hAnsi="Aptos"/>
+                <w:b/>
+                <w:color w:val="1B1F20"/>
+                <w:sz w:val="16"/>
+              </w:rPr>
+              <w:t xml:space="preserve">90% framing completion</w:t>
+            </w:r>
+          </w:p>
+        </w:tc>
+        <w:tc>
+          <w:tcPr>
+            <w:tcW w:type="dxa" w:w="3485"/>
+            <w:vAlign w:val="center"/>
+            <w:tcMar>
+              <w:top w:w="68" w:type="dxa"/>
+              <w:start w:w="88" w:type="dxa"/>
+              <w:bottom w:w="68" w:type="dxa"/>
+              <w:end w:w="88" w:type="dxa"/>
+            </w:tcMar>
+          </w:tcPr>
+          <w:p>
+            <w:r/>
+            <w:r>
+              <w:rPr>
+                <w:rFonts w:ascii="Aptos" w:hAnsi="Aptos"/>
+                <w:b w:val="0"/>
+                <w:color w:val="1B1F20"/>
+                <w:sz w:val="16"/>
+              </w:rPr>
+              <w:t xml:space="preserve">20% of installation</w:t>
+            </w:r>
+          </w:p>
+        </w:tc>
+        <w:tc>
+          <w:tcPr>
+            <w:tcW w:type="dxa" w:w="3485"/>
+            <w:vAlign w:val="center"/>
+            <w:tcMar>
+              <w:top w:w="68" w:type="dxa"/>
+              <w:start w:w="88" w:type="dxa"/>
+              <w:bottom w:w="68" w:type="dxa"/>
+              <w:end w:w="88" w:type="dxa"/>
+            </w:tcMar>
+          </w:tcPr>
+          <w:p>
+            <w:r/>
+            <w:r>
+              <w:rPr>
+                <w:rFonts w:ascii="Aptos" w:hAnsi="Aptos"/>
+                <w:b w:val="0"/>
+                <w:color w:val="1B1F20"/>
+                <w:sz w:val="16"/>
+              </w:rPr>
+              <w:t xml:space="preserve">{{MILESTONE_2_AMOUNT}}</w:t>
+            </w:r>
+          </w:p>
+        </w:tc>
+      </w:tr>
+      <w:tr>
+        <w:tc>
+          <w:tcPr>
+            <w:tcW w:type="dxa" w:w="3485"/>
+            <w:shd w:fill="F7F7F6"/>
+            <w:vAlign w:val="center"/>
+            <w:tcMar>
+              <w:top w:w="68" w:type="dxa"/>
+              <w:start w:w="88" w:type="dxa"/>
+              <w:bottom w:w="68" w:type="dxa"/>
+              <w:end w:w="88" w:type="dxa"/>
+            </w:tcMar>
+          </w:tcPr>
+          <w:p>
+            <w:r/>
+            <w:r>
+              <w:rPr>
+                <w:rFonts w:ascii="Aptos" w:hAnsi="Aptos"/>
+                <w:b/>
+                <w:color w:val="1B1F20"/>
+                <w:sz w:val="16"/>
+              </w:rPr>
+              <w:t xml:space="preserve">Successful completion and framing inspection</w:t>
+            </w:r>
+          </w:p>
+        </w:tc>
+        <w:tc>
+          <w:tcPr>
+            <w:tcW w:type="dxa" w:w="3485"/>
+            <w:shd w:fill="F7F7F6"/>
+            <w:vAlign w:val="center"/>
+            <w:tcMar>
+              <w:top w:w="68" w:type="dxa"/>
+              <w:start w:w="88" w:type="dxa"/>
+              <w:bottom w:w="68" w:type="dxa"/>
+              <w:end w:w="88" w:type="dxa"/>
+            </w:tcMar>
+          </w:tcPr>
+          <w:p>
+            <w:r/>
+            <w:r>
+              <w:rPr>
+                <w:rFonts w:ascii="Aptos" w:hAnsi="Aptos"/>
+                <w:b w:val="0"/>
+                <w:color w:val="1B1F20"/>
+                <w:sz w:val="16"/>
+              </w:rPr>
+              <w:t xml:space="preserve">5% of installation</w:t>
+            </w:r>
+          </w:p>
+        </w:tc>
+        <w:tc>
+          <w:tcPr>
+            <w:tcW w:type="dxa" w:w="3485"/>
+            <w:shd w:fill="F7F7F6"/>
+            <w:vAlign w:val="center"/>
+            <w:tcMar>
+              <w:top w:w="68" w:type="dxa"/>
+              <w:start w:w="88" w:type="dxa"/>
+              <w:bottom w:w="68" w:type="dxa"/>
+              <w:end w:w="88" w:type="dxa"/>
+            </w:tcMar>
+          </w:tcPr>
+          <w:p>
+            <w:r/>
+            <w:r>
+              <w:rPr>
+                <w:rFonts w:ascii="Aptos" w:hAnsi="Aptos"/>
+                <w:b w:val="0"/>
+                <w:color w:val="1B1F20"/>
+                <w:sz w:val="16"/>
+              </w:rPr>
+              <w:t xml:space="preserve">{{MILESTONE_3_AMOUNT}}</w:t>
+            </w:r>
+          </w:p>
+        </w:tc>
+      </w:tr>
+      <w:tr>
+        <w:tc>
+          <w:tcPr>
+            <w:tcW w:type="dxa" w:w="3485"/>
+            <w:shd w:fill="EAF2ED"/>
+            <w:vAlign w:val="center"/>
+            <w:tcMar>
+              <w:top w:w="68" w:type="dxa"/>
+              <w:start w:w="88" w:type="dxa"/>
+              <w:bottom w:w="68" w:type="dxa"/>
+              <w:end w:w="88" w:type="dxa"/>
+            </w:tcMar>
+          </w:tcPr>
+          <w:p>
+            <w:r/>
+            <w:r>
+              <w:rPr>
+                <w:rFonts w:ascii="Aptos" w:hAnsi="Aptos"/>
+                <w:b/>
+                <w:color w:val="1B1F20"/>
+                <w:sz w:val="16"/>
+              </w:rPr>
+              <w:t xml:space="preserve">TOTAL PAYMENTS DUE</w:t>
+            </w:r>
+          </w:p>
+        </w:tc>
+        <w:tc>
+          <w:tcPr>
+            <w:tcW w:type="dxa" w:w="3485"/>
+            <w:shd w:fill="EAF2ED"/>
+            <w:vAlign w:val="center"/>
+            <w:tcMar>
+              <w:top w:w="68" w:type="dxa"/>
+              <w:start w:w="88" w:type="dxa"/>
+              <w:bottom w:w="68" w:type="dxa"/>
+              <w:end w:w="88" w:type="dxa"/>
+            </w:tcMar>
+          </w:tcPr>
+          <w:p>
+            <w:r/>
+            <w:r>
+              <w:rPr>
+                <w:rFonts w:ascii="Aptos" w:hAnsi="Aptos"/>
+                <w:b/>
+                <w:color w:val="1B1F20"/>
+                <w:sz w:val="16"/>
+              </w:rPr>
+              <w:t xml:space="preserve">100% of {{QUOTE_KIND_LOWER}} contract</w:t>
+            </w:r>
+          </w:p>
+        </w:tc>
+        <w:tc>
+          <w:tcPr>
+            <w:tcW w:type="dxa" w:w="3485"/>
+            <w:shd w:fill="EAF2ED"/>
+            <w:vAlign w:val="center"/>
+            <w:tcMar>
+              <w:top w:w="68" w:type="dxa"/>
+              <w:start w:w="88" w:type="dxa"/>
+              <w:bottom w:w="68" w:type="dxa"/>
+              <w:end w:w="88" w:type="dxa"/>
+            </w:tcMar>
+          </w:tcPr>
+          <w:p>
+            <w:r/>
+            <w:r>
+              <w:rPr>
+                <w:rFonts w:ascii="Aptos" w:hAnsi="Aptos"/>
+                <w:b/>
+                <w:color w:val="1B1F20"/>
+                <w:sz w:val="16"/>
+              </w:rPr>
+              <w:t xml:space="preserve">{{TOTAL_AMOUNT}}</w:t>
+            </w:r>
+          </w:p>
+        </w:tc>
+      </w:tr>
+    </w:tbl>
+    <w:p>
+      <w:pPr>
+        <w:spacing w:after="20"/>
+      </w:pPr>
+    </w:p>
+    <w:tbl>
+      <w:tblPr>
+        <w:tblW w:type="auto" w:w="0"/>
+        <w:tblLook w:firstColumn="1" w:firstRow="1" w:lastColumn="0" w:lastRow="0" w:noHBand="0" w:noVBand="1" w:val="04A0"/>
+        <w:tblBorders>
+          <w:top w:val="single" w:sz="5" w:color="D7AD53"/>
+          <w:left w:val="single" w:sz="5" w:color="D7AD53"/>
+          <w:bottom w:val="single" w:sz="5" w:color="D7AD53"/>
+          <w:right w:val="single" w:sz="5" w:color="D7AD53"/>
+          <w:insideH w:val="single" w:sz="5" w:color="D7AD53"/>
+          <w:insideV w:val="single" w:sz="5" w:color="D7AD53"/>
+        </w:tblBorders>
+      </w:tblPr>
+      <w:tblGrid>
+        <w:gridCol w:w="10454"/>
+      </w:tblGrid>
+      <w:tr>
+        <w:tc>
+          <w:tcPr>
+            <w:tcW w:type="dxa" w:w="10454"/>
+            <w:shd w:fill="FAF8F2"/>
+            <w:tcMar>
+              <w:top w:w="112" w:type="dxa"/>
+              <w:start w:w="132" w:type="dxa"/>
+              <w:bottom w:w="112" w:type="dxa"/>
+              <w:end w:w="132" w:type="dxa"/>
+            </w:tcMar>
+          </w:tcPr>
+          <w:p>
+            <w:r>
+              <w:rPr>
+                <w:b/>
+                <w:color w:val="D7AD53"/>
+                <w:sz w:val="18"/>
+              </w:rPr>
+              <w:t xml:space="preserve">PAYMENT REQUIREMENT</w:t>
+              <w:br/>
+            </w:r>
+            <w:r>
+              <w:rPr>
+                <w:color w:val="1B1F20"/>
+                <w:sz w:val="18"/>
+              </w:rPr>
+              <w:t xml:space="preserve">The full {{QUOTE_KIND_LOWER}} contract amount is {{TOTAL_AMOUNT}}. The initial amount due is {{DUE_AT_SIGNING}}. The remaining {{REMAINING_PAYMENTS}} is paid through the three listed progress milestones.{{END_INSTALL}}</w:t>
+            </w:r>
+          </w:p>
+        </w:tc>
+      </w:tr>
+    </w:tbl>
+    <w:p>
+      <w:pPr>
+        <w:pStyle w:val="Heading1"/>
+      </w:pPr>
+      <w:r>
+        <w:t xml:space="preserve">Included {{QUOTE_KIND}} Scope</w:t>
       </w:r>
     </w:p>
     <w:p>
@@ -1096,7 +1786,7 @@
         <w:ind w:left="288" w:hanging="173"/>
       </w:pPr>
       <w:r>
-        <w:t>Engineering conversion of the existing wood-framed plans into an engineered cold-formed steel prefab panel system.</w:t>
+        <w:t xml:space="preserve">Engineering conversion of the existing wood-framed plans into an engineered cold-formed steel prefab panel system.</w:t>
       </w:r>
     </w:p>
     <w:p>
@@ -1106,7 +1796,7 @@
         <w:ind w:left="288" w:hanging="173"/>
       </w:pPr>
       <w:r>
-        <w:t>Panel engineering, framing layouts, fabrication drawings, connection details, and coordinated panel schedules.</w:t>
+        <w:t xml:space="preserve">Panel engineering, framing layouts, fabrication drawings, connection details, and coordinated panel schedules.</w:t>
       </w:r>
     </w:p>
     <w:p>
@@ -1116,7 +1806,7 @@
         <w:ind w:left="288" w:hanging="173"/>
       </w:pPr>
       <w:r>
-        <w:t>MEP engineering and channeling integrated into the panels, including service chases, pathways, prepunched holes, sleeves, openings, inserts, and penetrations for MEP routing.</w:t>
+        <w:t xml:space="preserve">MEP engineering and channeling integrated into the panels, including service chases, pathways, prepunched holes, sleeves, openings, inserts, and penetrations.</w:t>
       </w:r>
     </w:p>
     <w:p>
@@ -1126,7 +1816,7 @@
         <w:ind w:left="288" w:hanging="173"/>
       </w:pPr>
       <w:r>
-        <w:t>Concrete-to-steel coordination for embeds, anchors, hold-downs, bearing points, and panel connections.</w:t>
+        <w:t xml:space="preserve">Concrete-to-steel coordination for embeds, anchors, hold-downs, bearing points, and panel connections.</w:t>
       </w:r>
     </w:p>
     <w:p>
@@ -1136,7 +1826,7 @@
         <w:ind w:left="288" w:hanging="173"/>
       </w:pPr>
       <w:r>
-        <w:t>Complete defined prefab steel framing material package for approved wall, floor, and roof panels, including tracks, clips, bridging, blocking, bracing, fasteners, and required accessories.</w:t>
+        <w:t xml:space="preserve">Complete wall, floor, and roof prefab panel material package, including tracks, clips, bridging, blocking, bracing, fasteners, and accessories.</w:t>
       </w:r>
     </w:p>
     <w:p>
@@ -1146,7 +1836,7 @@
         <w:ind w:left="288" w:hanging="173"/>
       </w:pPr>
       <w:r>
-        <w:t>Insulation furnished and installed within the prefab panel assemblies according to the approved panel schedule.</w:t>
+        <w:t xml:space="preserve">Insulation within prefab panel assemblies and Simpson Strong-Tie branded hold-downs, straps, anchors, fasteners, and connectors.</w:t>
       </w:r>
     </w:p>
     <w:p>
@@ -1156,7 +1846,7 @@
         <w:ind w:left="288" w:hanging="173"/>
       </w:pPr>
       <w:r>
-        <w:t>Simpson Strong-Tie branded hold-downs, straps, anchors, fasteners, and structural connectors included in the approved framing scope.</w:t>
+        <w:t xml:space="preserve">Builder's risk included.</w:t>
       </w:r>
     </w:p>
     <w:p>
@@ -1166,17 +1856,20 @@
         <w:ind w:left="288" w:hanging="173"/>
       </w:pPr>
       <w:r>
-        <w:t>Builder’s risk included.</w:t>
+        <w:t xml:space="preserve">{{IF_INSTALL}}Ber Wilson installation, including lifts, telehandlers, rigging, material handling, crane, operator, panel hoisting, assembly, bracing, fastening, and erection.{{END_INSTALL}}</w:t>
+      </w:r>
+    </w:p>
+    <w:p>
+      <w:r>
+        <w:br w:type="page"/>
       </w:r>
     </w:p>
     <w:p>
       <w:pPr>
-        <w:pStyle w:val="ListBullet"/>
-        <w:spacing w:after="28"/>
-        <w:ind w:left="288" w:hanging="173"/>
+        <w:pStyle w:val="Heading1"/>
       </w:pPr>
       <w:r>
-        <w:t>Ber Wilson field installation at $15.00 per square foot, including framing-specific lifts, telehandlers, rigging, material handling, crane, operator, panel hoisting, assembly, bracing, fastening, and erection.</w:t>
+        <w:t xml:space="preserve">Panels and Schedule</w:t>
       </w:r>
     </w:p>
     <w:tbl>
@@ -1214,7 +1907,7 @@
                 <w:color w:val="D46E59"/>
                 <w:sz w:val="18"/>
               </w:rPr>
-              <w:t>PANEL DELIVERY</w:t>
+              <w:t xml:space="preserve">PANEL DELIVERY</w:t>
               <w:br/>
             </w:r>
             <w:r>
@@ -1222,7 +1915,7 @@
                 <w:color w:val="1B1F20"/>
                 <w:sz w:val="18"/>
               </w:rPr>
-              <w:t>Wall, floor, and roof framing will be fabricated and delivered as labeled, sequenced panels or panelized assemblies according to the approved fabrication package.</w:t>
+              <w:t xml:space="preserve">Wall, floor, and roof framing will be fabricated and delivered as labeled, sequenced panels or panelized assemblies according to the approved fabrication package.</w:t>
             </w:r>
           </w:p>
         </w:tc>
@@ -1230,11 +1923,8 @@
     </w:tbl>
     <w:p>
       <w:pPr>
-        <w:pStyle w:val="Heading1"/>
+        <w:spacing w:after="20"/>
       </w:pPr>
-      <w:r>
-        <w:t>Schedule Comparison</w:t>
-      </w:r>
     </w:p>
     <w:tbl>
       <w:tblPr>
@@ -1277,7 +1967,7 @@
                 <w:color w:val="FFFFFF"/>
                 <w:sz w:val="16"/>
               </w:rPr>
-              <w:t>Measure</w:t>
+              <w:t xml:space="preserve">{{IF_INSTALL}}Measure</w:t>
             </w:r>
           </w:p>
         </w:tc>
@@ -1302,7 +1992,7 @@
                 <w:color w:val="FFFFFF"/>
                 <w:sz w:val="16"/>
               </w:rPr>
-              <w:t>Ber Wilson prefab installation</w:t>
+              <w:t xml:space="preserve">Ber Wilson prefab installation</w:t>
             </w:r>
           </w:p>
         </w:tc>
@@ -1327,7 +2017,7 @@
                 <w:color w:val="FFFFFF"/>
                 <w:sz w:val="16"/>
               </w:rPr>
-              <w:t>Standard wood framing</w:t>
+              <w:t xml:space="preserve">Standard wood framing</w:t>
             </w:r>
           </w:p>
         </w:tc>
@@ -1353,7 +2043,7 @@
                 <w:color w:val="1B1F20"/>
                 <w:sz w:val="16"/>
               </w:rPr>
-              <w:t>Field framing duration</w:t>
+              <w:t xml:space="preserve">Field framing duration</w:t>
             </w:r>
           </w:p>
         </w:tc>
@@ -1377,7 +2067,7 @@
                 <w:color w:val="1B1F20"/>
                 <w:sz w:val="16"/>
               </w:rPr>
-              <w:t>4–6 weeks anticipated</w:t>
+              <w:t xml:space="preserve">4–6 weeks anticipated</w:t>
             </w:r>
           </w:p>
         </w:tc>
@@ -1401,7 +2091,7 @@
                 <w:color w:val="1B1F20"/>
                 <w:sz w:val="16"/>
               </w:rPr>
-              <w:t>Approximately 4 months</w:t>
+              <w:t xml:space="preserve">Approximately 4 months</w:t>
             </w:r>
           </w:p>
         </w:tc>
@@ -1428,7 +2118,7 @@
                 <w:color w:val="1B1F20"/>
                 <w:sz w:val="16"/>
               </w:rPr>
-              <w:t>Projected advantage</w:t>
+              <w:t xml:space="preserve">Projected advantage</w:t>
             </w:r>
           </w:p>
         </w:tc>
@@ -1453,7 +2143,7 @@
                 <w:color w:val="1B1F20"/>
                 <w:sz w:val="16"/>
               </w:rPr>
-              <w:t>Approximately 2.5–3 months faster</w:t>
+              <w:t xml:space="preserve">Approximately 2.5–3 months faster</w:t>
             </w:r>
           </w:p>
         </w:tc>
@@ -1478,7 +2168,7 @@
                 <w:color w:val="1B1F20"/>
                 <w:sz w:val="16"/>
               </w:rPr>
-              <w:t>Baseline</w:t>
+              <w:t xml:space="preserve">Baseline</w:t>
             </w:r>
           </w:p>
         </w:tc>
@@ -1504,7 +2194,7 @@
                 <w:color w:val="1B1F20"/>
                 <w:sz w:val="16"/>
               </w:rPr>
-              <w:t>MEP field time</w:t>
+              <w:t xml:space="preserve">MEP field time</w:t>
             </w:r>
           </w:p>
         </w:tc>
@@ -1528,7 +2218,7 @@
                 <w:color w:val="1B1F20"/>
                 <w:sz w:val="16"/>
               </w:rPr>
-              <w:t>40%–50% projected reduction</w:t>
+              <w:t xml:space="preserve">40%–50% projected reduction</w:t>
             </w:r>
           </w:p>
         </w:tc>
@@ -1552,7 +2242,7 @@
                 <w:color w:val="1B1F20"/>
                 <w:sz w:val="16"/>
               </w:rPr>
-              <w:t>Field layout/cutting baseline</w:t>
+              <w:t xml:space="preserve">Field layout/cutting baseline</w:t>
             </w:r>
           </w:p>
         </w:tc>
@@ -1579,7 +2269,7 @@
                 <w:color w:val="1B1F20"/>
                 <w:sz w:val="16"/>
               </w:rPr>
-              <w:t>Site work</w:t>
+              <w:t xml:space="preserve">Site work</w:t>
             </w:r>
           </w:p>
         </w:tc>
@@ -1604,7 +2294,7 @@
                 <w:color w:val="1B1F20"/>
                 <w:sz w:val="16"/>
               </w:rPr>
-              <w:t>Panel setting and connections</w:t>
+              <w:t xml:space="preserve">Panel setting and connections</w:t>
             </w:r>
           </w:p>
         </w:tc>
@@ -1629,7 +2319,7 @@
                 <w:color w:val="1B1F20"/>
                 <w:sz w:val="16"/>
               </w:rPr>
-              <w:t>Field measuring, cutting, and assembly</w:t>
+              <w:t xml:space="preserve">Field measuring, cutting, and assembly</w:t>
             </w:r>
           </w:p>
         </w:tc>
@@ -1637,11 +2327,7 @@
     </w:tbl>
     <w:p>
       <w:pPr>
-        <w:spacing w:before="0" w:after="0" w:line="20" w:lineRule="exact"/>
-        <w:rPr>
-          <w:sz w:val="2"/>
-          <w:szCs w:val="2"/>
-        </w:rPr>
+        <w:spacing w:after="20"/>
       </w:pPr>
     </w:p>
     <w:tbl>
@@ -1679,7 +2365,7 @@
                 <w:color w:val="D46E59"/>
                 <w:sz w:val="18"/>
               </w:rPr>
-              <w:t>SCHEDULE BASIS</w:t>
+              <w:t xml:space="preserve">SCHEDULE BASIS</w:t>
               <w:br/>
             </w:r>
             <w:r>
@@ -1687,540 +2373,7 @@
                 <w:color w:val="1B1F20"/>
                 <w:sz w:val="18"/>
               </w:rPr>
-              <w:t>The 4–6 week timeframe applies when Ber Wilson performs installation and assumes approved drawings, timely material release, complete concrete work, clear crane access, sequenced deliveries, timely inspections, and uninterrupted work areas.</w:t>
-            </w:r>
-          </w:p>
-        </w:tc>
-      </w:tr>
-    </w:tbl>
-    <w:p>
-      <w:r>
-        <w:br w:type="page"/>
-      </w:r>
-    </w:p>
-    <w:p>
-      <w:pPr>
-        <w:pStyle w:val="Heading1"/>
-      </w:pPr>
-      <w:r>
-        <w:t>Delivery Options</w:t>
-      </w:r>
-    </w:p>
-    <w:p>
-      <w:r>
-        <w:t>The prices below separate the turnkey Ber Wilson installation from the Owner-installed option. Materials with crew training are to be quoted after Ber Wilson reviews the Owner’s crew, equipment plan, schedule, supervision needs, and requested field support.</w:t>
-      </w:r>
-    </w:p>
-    <w:tbl>
-      <w:tblPr>
-        <w:tblW w:type="auto" w:w="0"/>
-        <w:jc w:val="center"/>
-        <w:tblLook w:firstColumn="1" w:firstRow="1" w:lastColumn="0" w:lastRow="0" w:noHBand="0" w:noVBand="1" w:val="04A0"/>
-        <w:tblBorders>
-          <w:top w:val="single" w:sz="4" w:color="C6CBCC"/>
-          <w:left w:val="single" w:sz="4" w:color="C6CBCC"/>
-          <w:bottom w:val="single" w:sz="4" w:color="C6CBCC"/>
-          <w:right w:val="single" w:sz="4" w:color="C6CBCC"/>
-          <w:insideH w:val="single" w:sz="4" w:color="C6CBCC"/>
-          <w:insideV w:val="single" w:sz="4" w:color="C6CBCC"/>
-        </w:tblBorders>
-      </w:tblPr>
-      <w:tblGrid>
-        <w:gridCol w:w="2376"/>
-        <w:gridCol w:w="5760"/>
-        <w:gridCol w:w="2088"/>
-      </w:tblGrid>
-      <w:tr>
-        <w:tc>
-          <w:tcPr>
-            <w:tcW w:type="dxa" w:w="3485"/>
-            <w:shd w:fill="1B1F20"/>
-            <w:vAlign w:val="center"/>
-            <w:tcMar>
-              <w:top w:w="68" w:type="dxa"/>
-              <w:start w:w="88" w:type="dxa"/>
-              <w:bottom w:w="68" w:type="dxa"/>
-              <w:end w:w="88" w:type="dxa"/>
-            </w:tcMar>
-          </w:tcPr>
-          <w:p>
-            <w:r/>
-            <w:r>
-              <w:rPr>
-                <w:rFonts w:ascii="Aptos" w:hAnsi="Aptos"/>
-                <w:b/>
-                <w:color w:val="FFFFFF"/>
-                <w:sz w:val="16"/>
-              </w:rPr>
-              <w:t>Option</w:t>
-            </w:r>
-          </w:p>
-        </w:tc>
-        <w:tc>
-          <w:tcPr>
-            <w:tcW w:type="dxa" w:w="3485"/>
-            <w:shd w:fill="1B1F20"/>
-            <w:vAlign w:val="center"/>
-            <w:tcMar>
-              <w:top w:w="68" w:type="dxa"/>
-              <w:start w:w="88" w:type="dxa"/>
-              <w:bottom w:w="68" w:type="dxa"/>
-              <w:end w:w="88" w:type="dxa"/>
-            </w:tcMar>
-          </w:tcPr>
-          <w:p>
-            <w:r/>
-            <w:r>
-              <w:rPr>
-                <w:rFonts w:ascii="Aptos" w:hAnsi="Aptos"/>
-                <w:b/>
-                <w:color w:val="FFFFFF"/>
-                <w:sz w:val="16"/>
-              </w:rPr>
-              <w:t>Scope</w:t>
-            </w:r>
-          </w:p>
-        </w:tc>
-        <w:tc>
-          <w:tcPr>
-            <w:tcW w:type="dxa" w:w="3485"/>
-            <w:shd w:fill="1B1F20"/>
-            <w:vAlign w:val="center"/>
-            <w:tcMar>
-              <w:top w:w="68" w:type="dxa"/>
-              <w:start w:w="88" w:type="dxa"/>
-              <w:bottom w:w="68" w:type="dxa"/>
-              <w:end w:w="88" w:type="dxa"/>
-            </w:tcMar>
-          </w:tcPr>
-          <w:p>
-            <w:r/>
-            <w:r>
-              <w:rPr>
-                <w:rFonts w:ascii="Aptos" w:hAnsi="Aptos"/>
-                <w:b/>
-                <w:color w:val="FFFFFF"/>
-                <w:sz w:val="16"/>
-              </w:rPr>
-              <w:t>Price</w:t>
-            </w:r>
-          </w:p>
-        </w:tc>
-      </w:tr>
-      <w:tr>
-        <w:tc>
-          <w:tcPr>
-            <w:tcW w:type="dxa" w:w="3485"/>
-            <w:vAlign w:val="center"/>
-            <w:tcMar>
-              <w:top w:w="68" w:type="dxa"/>
-              <w:start w:w="88" w:type="dxa"/>
-              <w:bottom w:w="68" w:type="dxa"/>
-              <w:end w:w="88" w:type="dxa"/>
-            </w:tcMar>
-          </w:tcPr>
-          <w:p>
-            <w:r/>
-            <w:r>
-              <w:rPr>
-                <w:rFonts w:ascii="Aptos" w:hAnsi="Aptos"/>
-                <w:b/>
-                <w:color w:val="1B1F20"/>
-                <w:sz w:val="16"/>
-              </w:rPr>
-              <w:t>A — Ber Wilson turnkey installation</w:t>
-            </w:r>
-          </w:p>
-        </w:tc>
-        <w:tc>
-          <w:tcPr>
-            <w:tcW w:type="dxa" w:w="3485"/>
-            <w:vAlign w:val="center"/>
-            <w:tcMar>
-              <w:top w:w="68" w:type="dxa"/>
-              <w:start w:w="88" w:type="dxa"/>
-              <w:bottom w:w="68" w:type="dxa"/>
-              <w:end w:w="88" w:type="dxa"/>
-            </w:tcMar>
-          </w:tcPr>
-          <w:p>
-            <w:r/>
-            <w:r>
-              <w:rPr>
-                <w:rFonts w:ascii="Aptos" w:hAnsi="Aptos"/>
-                <w:b w:val="0"/>
-                <w:color w:val="1B1F20"/>
-                <w:sz w:val="16"/>
-              </w:rPr>
-              <w:t>Engineering conversion, complete prefab panel materials, builder’s risk, equipment, crane, and Ber Wilson installation.</w:t>
-            </w:r>
-          </w:p>
-        </w:tc>
-        <w:tc>
-          <w:tcPr>
-            <w:tcW w:type="dxa" w:w="3485"/>
-            <w:vAlign w:val="center"/>
-            <w:tcMar>
-              <w:top w:w="68" w:type="dxa"/>
-              <w:start w:w="88" w:type="dxa"/>
-              <w:bottom w:w="68" w:type="dxa"/>
-              <w:end w:w="88" w:type="dxa"/>
-            </w:tcMar>
-          </w:tcPr>
-          <w:p>
-            <w:r/>
-            <w:r>
-              <w:rPr>
-                <w:rFonts w:ascii="Aptos" w:hAnsi="Aptos"/>
-                <w:b w:val="0"/>
-                <w:color w:val="1B1F20"/>
-                <w:sz w:val="16"/>
-              </w:rPr>
-              <w:t>$2,131,200</w:t>
-            </w:r>
-          </w:p>
-        </w:tc>
-      </w:tr>
-      <w:tr>
-        <w:tc>
-          <w:tcPr>
-            <w:tcW w:type="dxa" w:w="3485"/>
-            <w:shd w:fill="F7F7F6"/>
-            <w:vAlign w:val="center"/>
-            <w:tcMar>
-              <w:top w:w="68" w:type="dxa"/>
-              <w:start w:w="88" w:type="dxa"/>
-              <w:bottom w:w="68" w:type="dxa"/>
-              <w:end w:w="88" w:type="dxa"/>
-            </w:tcMar>
-          </w:tcPr>
-          <w:p>
-            <w:r/>
-            <w:r>
-              <w:rPr>
-                <w:rFonts w:ascii="Aptos" w:hAnsi="Aptos"/>
-                <w:b/>
-                <w:color w:val="1B1F20"/>
-                <w:sz w:val="16"/>
-              </w:rPr>
-              <w:t>B — Materials + Owner-crew training</w:t>
-            </w:r>
-          </w:p>
-        </w:tc>
-        <w:tc>
-          <w:tcPr>
-            <w:tcW w:type="dxa" w:w="3485"/>
-            <w:shd w:fill="F7F7F6"/>
-            <w:vAlign w:val="center"/>
-            <w:tcMar>
-              <w:top w:w="68" w:type="dxa"/>
-              <w:start w:w="88" w:type="dxa"/>
-              <w:bottom w:w="68" w:type="dxa"/>
-              <w:end w:w="88" w:type="dxa"/>
-            </w:tcMar>
-          </w:tcPr>
-          <w:p>
-            <w:r/>
-            <w:r>
-              <w:rPr>
-                <w:rFonts w:ascii="Aptos" w:hAnsi="Aptos"/>
-                <w:b w:val="0"/>
-                <w:color w:val="1B1F20"/>
-                <w:sz w:val="16"/>
-              </w:rPr>
-              <w:t>Engineering conversion, complete prefab panel materials, training, installation planning, and agreed field support so the Owner’s crew can install.</w:t>
-            </w:r>
-          </w:p>
-        </w:tc>
-        <w:tc>
-          <w:tcPr>
-            <w:tcW w:type="dxa" w:w="3485"/>
-            <w:shd w:fill="F7F7F6"/>
-            <w:vAlign w:val="center"/>
-            <w:tcMar>
-              <w:top w:w="68" w:type="dxa"/>
-              <w:start w:w="88" w:type="dxa"/>
-              <w:bottom w:w="68" w:type="dxa"/>
-              <w:end w:w="88" w:type="dxa"/>
-            </w:tcMar>
-          </w:tcPr>
-          <w:p>
-            <w:r/>
-            <w:r>
-              <w:rPr>
-                <w:rFonts w:ascii="Aptos" w:hAnsi="Aptos"/>
-                <w:b w:val="0"/>
-                <w:color w:val="1B1F20"/>
-                <w:sz w:val="16"/>
-              </w:rPr>
-              <w:t>TBQ</w:t>
-            </w:r>
-          </w:p>
-        </w:tc>
-      </w:tr>
-      <w:tr>
-        <w:tc>
-          <w:tcPr>
-            <w:tcW w:type="dxa" w:w="3485"/>
-            <w:vAlign w:val="center"/>
-            <w:tcMar>
-              <w:top w:w="68" w:type="dxa"/>
-              <w:start w:w="88" w:type="dxa"/>
-              <w:bottom w:w="68" w:type="dxa"/>
-              <w:end w:w="88" w:type="dxa"/>
-            </w:tcMar>
-          </w:tcPr>
-          <w:p>
-            <w:r/>
-            <w:r>
-              <w:rPr>
-                <w:rFonts w:ascii="Aptos" w:hAnsi="Aptos"/>
-                <w:b/>
-                <w:color w:val="1B1F20"/>
-                <w:sz w:val="16"/>
-              </w:rPr>
-              <w:t>C — Separate Ber Wilson installation</w:t>
-            </w:r>
-          </w:p>
-        </w:tc>
-        <w:tc>
-          <w:tcPr>
-            <w:tcW w:type="dxa" w:w="3485"/>
-            <w:vAlign w:val="center"/>
-            <w:tcMar>
-              <w:top w:w="68" w:type="dxa"/>
-              <w:start w:w="88" w:type="dxa"/>
-              <w:bottom w:w="68" w:type="dxa"/>
-              <w:end w:w="88" w:type="dxa"/>
-            </w:tcMar>
-          </w:tcPr>
-          <w:p>
-            <w:r/>
-            <w:r>
-              <w:rPr>
-                <w:rFonts w:ascii="Aptos" w:hAnsi="Aptos"/>
-                <w:b w:val="0"/>
-                <w:color w:val="1B1F20"/>
-                <w:sz w:val="16"/>
-              </w:rPr>
-              <w:t>Installation requested separately from the material/training package; equipment and schedule confirmed at quote.</w:t>
-            </w:r>
-          </w:p>
-        </w:tc>
-        <w:tc>
-          <w:tcPr>
-            <w:tcW w:type="dxa" w:w="3485"/>
-            <w:vAlign w:val="center"/>
-            <w:tcMar>
-              <w:top w:w="68" w:type="dxa"/>
-              <w:start w:w="88" w:type="dxa"/>
-              <w:bottom w:w="68" w:type="dxa"/>
-              <w:end w:w="88" w:type="dxa"/>
-            </w:tcMar>
-          </w:tcPr>
-          <w:p>
-            <w:r/>
-            <w:r>
-              <w:rPr>
-                <w:rFonts w:ascii="Aptos" w:hAnsi="Aptos"/>
-                <w:b w:val="0"/>
-                <w:color w:val="1B1F20"/>
-                <w:sz w:val="16"/>
-              </w:rPr>
-              <w:t>$15.00/SF, subject to final scope</w:t>
-            </w:r>
-          </w:p>
-        </w:tc>
-      </w:tr>
-      <w:tr>
-        <w:tc>
-          <w:tcPr>
-            <w:tcW w:type="dxa" w:w="3485"/>
-            <w:shd w:fill="F7F7F6"/>
-            <w:vAlign w:val="center"/>
-            <w:tcMar>
-              <w:top w:w="68" w:type="dxa"/>
-              <w:start w:w="88" w:type="dxa"/>
-              <w:bottom w:w="68" w:type="dxa"/>
-              <w:end w:w="88" w:type="dxa"/>
-            </w:tcMar>
-          </w:tcPr>
-          <w:p>
-            <w:r/>
-            <w:r>
-              <w:rPr>
-                <w:rFonts w:ascii="Aptos" w:hAnsi="Aptos"/>
-                <w:b/>
-                <w:color w:val="1B1F20"/>
-                <w:sz w:val="16"/>
-              </w:rPr>
-              <w:t>D — Wood-frame alternate</w:t>
-            </w:r>
-          </w:p>
-        </w:tc>
-        <w:tc>
-          <w:tcPr>
-            <w:tcW w:type="dxa" w:w="3485"/>
-            <w:shd w:fill="F7F7F6"/>
-            <w:vAlign w:val="center"/>
-            <w:tcMar>
-              <w:top w:w="68" w:type="dxa"/>
-              <w:start w:w="88" w:type="dxa"/>
-              <w:bottom w:w="68" w:type="dxa"/>
-              <w:end w:w="88" w:type="dxa"/>
-            </w:tcMar>
-          </w:tcPr>
-          <w:p>
-            <w:r/>
-            <w:r>
-              <w:rPr>
-                <w:rFonts w:ascii="Aptos" w:hAnsi="Aptos"/>
-                <w:b w:val="0"/>
-                <w:color w:val="1B1F20"/>
-                <w:sz w:val="16"/>
-              </w:rPr>
-              <w:t>Separate wood-framing quotation for comparison.</w:t>
-            </w:r>
-          </w:p>
-        </w:tc>
-        <w:tc>
-          <w:tcPr>
-            <w:tcW w:type="dxa" w:w="3485"/>
-            <w:shd w:fill="F7F7F6"/>
-            <w:vAlign w:val="center"/>
-            <w:tcMar>
-              <w:top w:w="68" w:type="dxa"/>
-              <w:start w:w="88" w:type="dxa"/>
-              <w:bottom w:w="68" w:type="dxa"/>
-              <w:end w:w="88" w:type="dxa"/>
-            </w:tcMar>
-          </w:tcPr>
-          <w:p>
-            <w:r/>
-            <w:r>
-              <w:rPr>
-                <w:rFonts w:ascii="Aptos" w:hAnsi="Aptos"/>
-                <w:b w:val="0"/>
-                <w:color w:val="1B1F20"/>
-                <w:sz w:val="16"/>
-              </w:rPr>
-              <w:t>TBQ</w:t>
-            </w:r>
-          </w:p>
-        </w:tc>
-      </w:tr>
-    </w:tbl>
-    <w:p>
-      <w:pPr>
-        <w:spacing w:before="0" w:after="0" w:line="20" w:lineRule="exact"/>
-        <w:rPr>
-          <w:sz w:val="2"/>
-          <w:szCs w:val="2"/>
-        </w:rPr>
-      </w:pPr>
-    </w:p>
-    <w:tbl>
-      <w:tblPr>
-        <w:tblW w:type="auto" w:w="0"/>
-        <w:tblLook w:firstColumn="1" w:firstRow="1" w:lastColumn="0" w:lastRow="0" w:noHBand="0" w:noVBand="1" w:val="04A0"/>
-        <w:tblBorders>
-          <w:top w:val="single" w:sz="5" w:color="D46E59"/>
-          <w:left w:val="single" w:sz="5" w:color="D46E59"/>
-          <w:bottom w:val="single" w:sz="5" w:color="D46E59"/>
-          <w:right w:val="single" w:sz="5" w:color="D46E59"/>
-          <w:insideH w:val="single" w:sz="5" w:color="D46E59"/>
-          <w:insideV w:val="single" w:sz="5" w:color="D46E59"/>
-        </w:tblBorders>
-      </w:tblPr>
-      <w:tblGrid>
-        <w:gridCol w:w="10454"/>
-      </w:tblGrid>
-      <w:tr>
-        <w:tc>
-          <w:tcPr>
-            <w:tcW w:type="dxa" w:w="10454"/>
-            <w:shd w:fill="F3F4F2"/>
-            <w:tcMar>
-              <w:top w:w="112" w:type="dxa"/>
-              <w:start w:w="132" w:type="dxa"/>
-              <w:bottom w:w="112" w:type="dxa"/>
-              <w:end w:w="132" w:type="dxa"/>
-            </w:tcMar>
-          </w:tcPr>
-          <w:p>
-            <w:r>
-              <w:rPr>
-                <w:b/>
-                <w:color w:val="D46E59"/>
-                <w:sz w:val="18"/>
-              </w:rPr>
-              <w:t>OWNER-CREW INSTALLATION — TBQ</w:t>
-              <w:br/>
-            </w:r>
-            <w:r>
-              <w:rPr>
-                <w:color w:val="1B1F20"/>
-                <w:sz w:val="18"/>
-              </w:rPr>
-              <w:t>The materials-and-training option is not priced in this quote. Ber Wilson will issue a separate TBQ proposal identifying the material package, training days, trainer count, on-site technical supervision, travel, crane/equipment responsibility, crew qualifications, installation schedule, and quality-control responsibilities.</w:t>
-            </w:r>
-          </w:p>
-        </w:tc>
-      </w:tr>
-    </w:tbl>
-    <w:p>
-      <w:pPr>
-        <w:spacing w:before="0" w:after="0" w:line="20" w:lineRule="exact"/>
-        <w:rPr>
-          <w:sz w:val="2"/>
-          <w:szCs w:val="2"/>
-        </w:rPr>
-      </w:pPr>
-    </w:p>
-    <w:tbl>
-      <w:tblPr>
-        <w:tblW w:type="auto" w:w="0"/>
-        <w:tblLook w:firstColumn="1" w:firstRow="1" w:lastColumn="0" w:lastRow="0" w:noHBand="0" w:noVBand="1" w:val="04A0"/>
-        <w:tblBorders>
-          <w:top w:val="single" w:sz="5" w:color="D46E59"/>
-          <w:left w:val="single" w:sz="5" w:color="D46E59"/>
-          <w:bottom w:val="single" w:sz="5" w:color="D46E59"/>
-          <w:right w:val="single" w:sz="5" w:color="D46E59"/>
-          <w:insideH w:val="single" w:sz="5" w:color="D46E59"/>
-          <w:insideV w:val="single" w:sz="5" w:color="D46E59"/>
-        </w:tblBorders>
-      </w:tblPr>
-      <w:tblGrid>
-        <w:gridCol w:w="10454"/>
-      </w:tblGrid>
-      <w:tr>
-        <w:tc>
-          <w:tcPr>
-            <w:tcW w:type="dxa" w:w="10454"/>
-            <w:shd w:fill="F3F4F2"/>
-            <w:tcMar>
-              <w:top w:w="112" w:type="dxa"/>
-              <w:start w:w="132" w:type="dxa"/>
-              <w:bottom w:w="112" w:type="dxa"/>
-              <w:end w:w="132" w:type="dxa"/>
-            </w:tcMar>
-          </w:tcPr>
-          <w:p>
-            <w:r>
-              <w:rPr>
-                <w:b/>
-                <w:color w:val="D46E59"/>
-                <w:sz w:val="18"/>
-              </w:rPr>
-              <w:t>BER WILSON INSTALLATION</w:t>
-              <w:br/>
-            </w:r>
-            <w:r>
-              <w:rPr>
-                <w:color w:val="1B1F20"/>
-                <w:sz w:val="18"/>
-              </w:rPr>
-              <w:t>If Ber Wilson installs, the rate is $15.00 per square foot, totaling $666,000 for 44,400 square feet. The price includes framing installation equipment and crane, with an anticipated 4–6 week prefab steel panel-installation timeframe.</w:t>
+              <w:t xml:space="preserve">The 4–6 week timeframe assumes approved drawings, timely material payment and release, complete concrete work, clear crane access, sequenced deliveries, timely inspections, and uninterrupted work areas.{{END_INSTALL}}</w:t>
             </w:r>
           </w:p>
         </w:tc>
@@ -2231,7 +2384,7 @@
         <w:pStyle w:val="Heading1"/>
       </w:pPr>
       <w:r>
-        <w:t>Exclusions</w:t>
+        <w:t xml:space="preserve">Exclusions</w:t>
       </w:r>
     </w:p>
     <w:p>
@@ -2241,7 +2394,7 @@
         <w:ind w:left="288" w:hanging="173"/>
       </w:pPr>
       <w:r>
-        <w:t>MEP equipment, fixtures, ductwork, piping, conduit, wiring, controls, rough-in, installation, testing, balancing, and commissioning. MEP engineering and panel channeling are included; MEP construction is excluded.</w:t>
+        <w:t xml:space="preserve">MEP equipment, ductwork, piping, conduit, wiring, controls, rough-in, installation, testing, balancing, and commissioning. MEP engineering and panel channeling are included; MEP construction is excluded.</w:t>
       </w:r>
     </w:p>
     <w:p>
@@ -2251,7 +2404,7 @@
         <w:ind w:left="288" w:hanging="173"/>
       </w:pPr>
       <w:r>
-        <w:t>Concrete materials, reinforcement, formwork, placement, finishing, foundations, slabs, walls, and concrete labor. Concrete interface coordination is included.</w:t>
+        <w:t xml:space="preserve">Concrete materials, reinforcement, formwork, placement, finishing, foundations, slabs, walls, and concrete labor. Concrete interface coordination is included.</w:t>
       </w:r>
     </w:p>
     <w:p>
@@ -2261,7 +2414,7 @@
         <w:ind w:left="288" w:hanging="173"/>
       </w:pPr>
       <w:r>
-        <w:t>Exterior cladding and finishes, including siding, masonry veneer, stucco, exterior metal panels, rainscreen, trim, flashings, and coatings.</w:t>
+        <w:t xml:space="preserve">Exterior cladding and finishes, including siding, masonry veneer, stucco, exterior metal panels, rainscreen, trim, flashings, and coatings.</w:t>
       </w:r>
     </w:p>
     <w:p>
@@ -2271,7 +2424,7 @@
         <w:ind w:left="288" w:hanging="173"/>
       </w:pPr>
       <w:r>
-        <w:t>Drywall, gypsum board, taping, mudding, sanding, texture, painting, and interior finishes. These may be quoted separately.</w:t>
+        <w:t xml:space="preserve">Drywall, gypsum board, finishing, texture, painting, and interior finishes. These may be quoted separately.</w:t>
       </w:r>
     </w:p>
     <w:p>
@@ -2281,7 +2434,7 @@
         <w:ind w:left="288" w:hanging="173"/>
       </w:pPr>
       <w:r>
-        <w:t>Roofing, waterproofing, weather-resistive barriers, glazing, windows, doors, storefront, sealants, and firestopping unless specifically listed.</w:t>
+        <w:t xml:space="preserve">Roofing, waterproofing, weather-resistive barriers, glazing, windows, doors, storefront, sealants, and firestopping unless specifically listed.</w:t>
       </w:r>
     </w:p>
     <w:p>
@@ -2291,7 +2444,7 @@
         <w:ind w:left="288" w:hanging="173"/>
       </w:pPr>
       <w:r>
-        <w:t>Sitework, demolition, excavation, utilities, paving, landscaping, stairs, rails, canopies, finish carpentry, and structural steel outside the prefab package.</w:t>
+        <w:t xml:space="preserve">Sitework, demolition, excavation, utilities, paving, landscaping, stairs, rails, canopies, finish carpentry, and structural steel outside the prefab package.</w:t>
       </w:r>
     </w:p>
     <w:p>
@@ -2301,7 +2454,20 @@
         <w:ind w:left="288" w:hanging="173"/>
       </w:pPr>
       <w:r>
-        <w:t>Insulation outside the prefab panels, permits, fees, taxes, bonds, testing, special inspections, project-wide temporary services, extraordinary crane access, and abnormal site conditions.</w:t>
+        <w:t xml:space="preserve">Insulation outside the prefab panels, permits, fees, taxes, bonds, testing, special inspections, extraordinary crane access, and abnormal site conditions.</w:t>
+      </w:r>
+    </w:p>
+    <w:p>
+      <w:pPr>
+        <w:pStyle w:val="Heading1"/>
+      </w:pPr>
+      <w:r>
+        <w:t xml:space="preserve">Alternative Delivery</w:t>
+      </w:r>
+    </w:p>
+    <w:p>
+      <w:r>
+        <w:t xml:space="preserve">Materials plus Owner-crew training is TBQ and is not part of this {{QUOTE_KIND_LOWER}} contract amount. A wood-frame alternate may also be quoted upon request.</w:t>
       </w:r>
     </w:p>
     <w:p>
@@ -2314,7 +2480,7 @@
         <w:pStyle w:val="Heading1"/>
       </w:pPr>
       <w:r>
-        <w:t>Payment Terms</w:t>
+        <w:t xml:space="preserve">Acceptance and Payment Authorization</w:t>
       </w:r>
     </w:p>
     <w:tbl>
@@ -2352,7 +2518,7 @@
                 <w:color w:val="7FA59E"/>
                 <w:sz w:val="18"/>
               </w:rPr>
-              <w:t>PREFAB MATERIALS</w:t>
+              <w:t xml:space="preserve">{{QUOTE_KIND_UPPER}} CONTRACT AMOUNT DUE</w:t>
               <w:br/>
             </w:r>
             <w:r>
@@ -2360,7 +2526,7 @@
                 <w:color w:val="1B1F20"/>
                 <w:sz w:val="18"/>
               </w:rPr>
-              <w:t>100% of the prefab material amount is due upon receipt of invoice and before fabrication or material release. Fabrication begins after cleared funds and approved production documents.</w:t>
+              <w:t xml:space="preserve">{{TOTAL_AMOUNT}}</w:t>
             </w:r>
           </w:p>
         </w:tc>
@@ -2368,11 +2534,61 @@
     </w:tbl>
     <w:p>
       <w:pPr>
-        <w:spacing w:before="0" w:after="0" w:line="20" w:lineRule="exact"/>
-        <w:rPr>
-          <w:sz w:val="2"/>
-          <w:szCs w:val="2"/>
-        </w:rPr>
+        <w:spacing w:after="20"/>
+      </w:pPr>
+    </w:p>
+    <w:tbl>
+      <w:tblPr>
+        <w:tblW w:type="auto" w:w="0"/>
+        <w:tblLook w:firstColumn="1" w:firstRow="1" w:lastColumn="0" w:lastRow="0" w:noHBand="0" w:noVBand="1" w:val="04A0"/>
+        <w:tblBorders>
+          <w:top w:val="single" w:sz="5" w:color="D7AD53"/>
+          <w:left w:val="single" w:sz="5" w:color="D7AD53"/>
+          <w:bottom w:val="single" w:sz="5" w:color="D7AD53"/>
+          <w:right w:val="single" w:sz="5" w:color="D7AD53"/>
+          <w:insideH w:val="single" w:sz="5" w:color="D7AD53"/>
+          <w:insideV w:val="single" w:sz="5" w:color="D7AD53"/>
+        </w:tblBorders>
+      </w:tblPr>
+      <w:tblGrid>
+        <w:gridCol w:w="10454"/>
+      </w:tblGrid>
+      <w:tr>
+        <w:tc>
+          <w:tcPr>
+            <w:tcW w:type="dxa" w:w="10454"/>
+            <w:shd w:fill="FAF8F2"/>
+            <w:tcMar>
+              <w:top w:w="112" w:type="dxa"/>
+              <w:start w:w="132" w:type="dxa"/>
+              <w:bottom w:w="112" w:type="dxa"/>
+              <w:end w:w="132" w:type="dxa"/>
+            </w:tcMar>
+          </w:tcPr>
+          <w:p>
+            <w:r>
+              <w:rPr>
+                <w:b/>
+                <w:color w:val="D7AD53"/>
+                <w:sz w:val="18"/>
+              </w:rPr>
+              <w:t xml:space="preserve">DUE UPON SIGNING</w:t>
+              <w:br/>
+            </w:r>
+            <w:r>
+              <w:rPr>
+                <w:color w:val="1B1F20"/>
+                <w:sz w:val="18"/>
+              </w:rPr>
+              <w:t xml:space="preserve">{{DUE_AT_SIGNING}}</w:t>
+            </w:r>
+          </w:p>
+        </w:tc>
+      </w:tr>
+    </w:tbl>
+    <w:p>
+      <w:pPr>
+        <w:spacing w:after="20"/>
       </w:pPr>
     </w:p>
     <w:tbl>
@@ -2390,14 +2606,13 @@
         </w:tblBorders>
       </w:tblPr>
       <w:tblGrid>
-        <w:gridCol w:w="5400"/>
-        <w:gridCol w:w="1584"/>
-        <w:gridCol w:w="2160"/>
+        <w:gridCol w:w="7900"/>
+        <w:gridCol w:w="2000"/>
       </w:tblGrid>
       <w:tr>
         <w:tc>
           <w:tcPr>
-            <w:tcW w:type="dxa" w:w="3485"/>
+            <w:tcW w:type="dxa" w:w="5227"/>
             <w:shd w:fill="1B1F20"/>
             <w:vAlign w:val="center"/>
             <w:tcMar>
@@ -2416,13 +2631,13 @@
                 <w:color w:val="FFFFFF"/>
                 <w:sz w:val="16"/>
               </w:rPr>
-              <w:t>Ber Wilson installation milestone</w:t>
+              <w:t xml:space="preserve">PAYMENT SUMMARY</w:t>
             </w:r>
           </w:p>
         </w:tc>
         <w:tc>
           <w:tcPr>
-            <w:tcW w:type="dxa" w:w="3485"/>
+            <w:tcW w:type="dxa" w:w="5227"/>
             <w:shd w:fill="1B1F20"/>
             <w:vAlign w:val="center"/>
             <w:tcMar>
@@ -2441,32 +2656,7 @@
                 <w:color w:val="FFFFFF"/>
                 <w:sz w:val="16"/>
               </w:rPr>
-              <w:t>Percent</w:t>
-            </w:r>
-          </w:p>
-        </w:tc>
-        <w:tc>
-          <w:tcPr>
-            <w:tcW w:type="dxa" w:w="3485"/>
-            <w:shd w:fill="1B1F20"/>
-            <w:vAlign w:val="center"/>
-            <w:tcMar>
-              <w:top w:w="68" w:type="dxa"/>
-              <w:start w:w="88" w:type="dxa"/>
-              <w:bottom w:w="68" w:type="dxa"/>
-              <w:end w:w="88" w:type="dxa"/>
-            </w:tcMar>
-          </w:tcPr>
-          <w:p>
-            <w:r/>
-            <w:r>
-              <w:rPr>
-                <w:rFonts w:ascii="Aptos" w:hAnsi="Aptos"/>
-                <w:b/>
-                <w:color w:val="FFFFFF"/>
-                <w:sz w:val="16"/>
-              </w:rPr>
-              <w:t>Amount</w:t>
+              <w:t xml:space="preserve">AMOUNT</w:t>
             </w:r>
           </w:p>
         </w:tc>
@@ -2474,7 +2664,7 @@
       <w:tr>
         <w:tc>
           <w:tcPr>
-            <w:tcW w:type="dxa" w:w="3485"/>
+            <w:tcW w:type="dxa" w:w="5227"/>
             <w:vAlign w:val="center"/>
             <w:tcMar>
               <w:top w:w="68" w:type="dxa"/>
@@ -2492,13 +2682,13 @@
                 <w:color w:val="1B1F20"/>
                 <w:sz w:val="16"/>
               </w:rPr>
-              <w:t>Contract execution / mobilization</w:t>
+              <w:t xml:space="preserve">Prefab panel materials — 100% due upon signing</w:t>
             </w:r>
           </w:p>
         </w:tc>
         <w:tc>
           <w:tcPr>
-            <w:tcW w:type="dxa" w:w="3485"/>
+            <w:tcW w:type="dxa" w:w="5227"/>
             <w:vAlign w:val="center"/>
             <w:tcMar>
               <w:top w:w="68" w:type="dxa"/>
@@ -2516,31 +2706,7 @@
                 <w:color w:val="1B1F20"/>
                 <w:sz w:val="16"/>
               </w:rPr>
-              <w:t>50%</w:t>
-            </w:r>
-          </w:p>
-        </w:tc>
-        <w:tc>
-          <w:tcPr>
-            <w:tcW w:type="dxa" w:w="3485"/>
-            <w:vAlign w:val="center"/>
-            <w:tcMar>
-              <w:top w:w="68" w:type="dxa"/>
-              <w:start w:w="88" w:type="dxa"/>
-              <w:bottom w:w="68" w:type="dxa"/>
-              <w:end w:w="88" w:type="dxa"/>
-            </w:tcMar>
-          </w:tcPr>
-          <w:p>
-            <w:r/>
-            <w:r>
-              <w:rPr>
-                <w:rFonts w:ascii="Aptos" w:hAnsi="Aptos"/>
-                <w:b w:val="0"/>
-                <w:color w:val="1B1F20"/>
-                <w:sz w:val="16"/>
-              </w:rPr>
-              <w:t>$333,000</w:t>
+              <w:t xml:space="preserve">{{KIT_AMOUNT}}</w:t>
             </w:r>
           </w:p>
         </w:tc>
@@ -2548,7 +2714,7 @@
       <w:tr>
         <w:tc>
           <w:tcPr>
-            <w:tcW w:type="dxa" w:w="3485"/>
+            <w:tcW w:type="dxa" w:w="5227"/>
             <w:shd w:fill="F7F7F6"/>
             <w:vAlign w:val="center"/>
             <w:tcMar>
@@ -2567,13 +2733,13 @@
                 <w:color w:val="1B1F20"/>
                 <w:sz w:val="16"/>
               </w:rPr>
-              <w:t>50% framing completion</w:t>
+              <w:t xml:space="preserve">{{ROW_IF_INSTALL}}Installation mobilization — 50% due upon signing</w:t>
             </w:r>
           </w:p>
         </w:tc>
         <w:tc>
           <w:tcPr>
-            <w:tcW w:type="dxa" w:w="3485"/>
+            <w:tcW w:type="dxa" w:w="5227"/>
             <w:shd w:fill="F7F7F6"/>
             <w:vAlign w:val="center"/>
             <w:tcMar>
@@ -2592,13 +2758,90 @@
                 <w:color w:val="1B1F20"/>
                 <w:sz w:val="16"/>
               </w:rPr>
-              <w:t>25%</w:t>
+              <w:t xml:space="preserve">{{INSTALL_MOBILIZATION}}</w:t>
+            </w:r>
+          </w:p>
+        </w:tc>
+      </w:tr>
+      <w:tr>
+        <w:tc>
+          <w:tcPr>
+            <w:tcW w:type="dxa" w:w="5227"/>
+            <w:vAlign w:val="center"/>
+            <w:tcMar>
+              <w:top w:w="68" w:type="dxa"/>
+              <w:start w:w="88" w:type="dxa"/>
+              <w:bottom w:w="68" w:type="dxa"/>
+              <w:end w:w="88" w:type="dxa"/>
+            </w:tcMar>
+          </w:tcPr>
+          <w:p>
+            <w:r/>
+            <w:r>
+              <w:rPr>
+                <w:rFonts w:ascii="Aptos" w:hAnsi="Aptos"/>
+                <w:b/>
+                <w:color w:val="1B1F20"/>
+                <w:sz w:val="16"/>
+              </w:rPr>
+              <w:t xml:space="preserve">TOTAL DUE UPON SIGNING</w:t>
             </w:r>
           </w:p>
         </w:tc>
         <w:tc>
           <w:tcPr>
-            <w:tcW w:type="dxa" w:w="3485"/>
+            <w:tcW w:type="dxa" w:w="5227"/>
+            <w:vAlign w:val="center"/>
+            <w:tcMar>
+              <w:top w:w="68" w:type="dxa"/>
+              <w:start w:w="88" w:type="dxa"/>
+              <w:bottom w:w="68" w:type="dxa"/>
+              <w:end w:w="88" w:type="dxa"/>
+            </w:tcMar>
+          </w:tcPr>
+          <w:p>
+            <w:r/>
+            <w:r>
+              <w:rPr>
+                <w:rFonts w:ascii="Aptos" w:hAnsi="Aptos"/>
+                <w:b w:val="0"/>
+                <w:color w:val="1B1F20"/>
+                <w:sz w:val="16"/>
+              </w:rPr>
+              <w:t xml:space="preserve">{{DUE_AT_SIGNING}}</w:t>
+            </w:r>
+          </w:p>
+        </w:tc>
+      </w:tr>
+      <w:tr>
+        <w:tc>
+          <w:tcPr>
+            <w:tcW w:type="dxa" w:w="5227"/>
+            <w:shd w:fill="F7F7F6"/>
+            <w:vAlign w:val="center"/>
+            <w:tcMar>
+              <w:top w:w="68" w:type="dxa"/>
+              <w:start w:w="88" w:type="dxa"/>
+              <w:bottom w:w="68" w:type="dxa"/>
+              <w:end w:w="88" w:type="dxa"/>
+            </w:tcMar>
+          </w:tcPr>
+          <w:p>
+            <w:r/>
+            <w:r>
+              <w:rPr>
+                <w:rFonts w:ascii="Aptos" w:hAnsi="Aptos"/>
+                <w:b/>
+                <w:color w:val="1B1F20"/>
+                <w:sz w:val="16"/>
+              </w:rPr>
+              <w:t xml:space="preserve">{{ROW_IF_INSTALL}}Remaining progress payments</w:t>
+            </w:r>
+          </w:p>
+        </w:tc>
+        <w:tc>
+          <w:tcPr>
+            <w:tcW w:type="dxa" w:w="5227"/>
             <w:shd w:fill="F7F7F6"/>
             <w:vAlign w:val="center"/>
             <w:tcMar>
@@ -2617,7 +2860,7 @@
                 <w:color w:val="1B1F20"/>
                 <w:sz w:val="16"/>
               </w:rPr>
-              <w:t>$166,500</w:t>
+              <w:t xml:space="preserve">{{REMAINING_PAYMENTS}}</w:t>
             </w:r>
           </w:p>
         </w:tc>
@@ -2625,7 +2868,7 @@
       <w:tr>
         <w:tc>
           <w:tcPr>
-            <w:tcW w:type="dxa" w:w="3485"/>
+            <w:tcW w:type="dxa" w:w="5227"/>
             <w:vAlign w:val="center"/>
             <w:tcMar>
               <w:top w:w="68" w:type="dxa"/>
@@ -2643,13 +2886,13 @@
                 <w:color w:val="1B1F20"/>
                 <w:sz w:val="16"/>
               </w:rPr>
-              <w:t>90% framing completion</w:t>
+              <w:t xml:space="preserve">TOTAL {{QUOTE_KIND_UPPER}} CONTRACT</w:t>
             </w:r>
           </w:p>
         </w:tc>
         <w:tc>
           <w:tcPr>
-            <w:tcW w:type="dxa" w:w="3485"/>
+            <w:tcW w:type="dxa" w:w="5227"/>
             <w:vAlign w:val="center"/>
             <w:tcMar>
               <w:top w:w="68" w:type="dxa"/>
@@ -2667,185 +2910,7 @@
                 <w:color w:val="1B1F20"/>
                 <w:sz w:val="16"/>
               </w:rPr>
-              <w:t>20%</w:t>
-            </w:r>
-          </w:p>
-        </w:tc>
-        <w:tc>
-          <w:tcPr>
-            <w:tcW w:type="dxa" w:w="3485"/>
-            <w:vAlign w:val="center"/>
-            <w:tcMar>
-              <w:top w:w="68" w:type="dxa"/>
-              <w:start w:w="88" w:type="dxa"/>
-              <w:bottom w:w="68" w:type="dxa"/>
-              <w:end w:w="88" w:type="dxa"/>
-            </w:tcMar>
-          </w:tcPr>
-          <w:p>
-            <w:r/>
-            <w:r>
-              <w:rPr>
-                <w:rFonts w:ascii="Aptos" w:hAnsi="Aptos"/>
-                <w:b w:val="0"/>
-                <w:color w:val="1B1F20"/>
-                <w:sz w:val="16"/>
-              </w:rPr>
-              <w:t>$133,200</w:t>
-            </w:r>
-          </w:p>
-        </w:tc>
-      </w:tr>
-      <w:tr>
-        <w:tc>
-          <w:tcPr>
-            <w:tcW w:type="dxa" w:w="3485"/>
-            <w:shd w:fill="F7F7F6"/>
-            <w:vAlign w:val="center"/>
-            <w:tcMar>
-              <w:top w:w="68" w:type="dxa"/>
-              <w:start w:w="88" w:type="dxa"/>
-              <w:bottom w:w="68" w:type="dxa"/>
-              <w:end w:w="88" w:type="dxa"/>
-            </w:tcMar>
-          </w:tcPr>
-          <w:p>
-            <w:r/>
-            <w:r>
-              <w:rPr>
-                <w:rFonts w:ascii="Aptos" w:hAnsi="Aptos"/>
-                <w:b/>
-                <w:color w:val="1B1F20"/>
-                <w:sz w:val="16"/>
-              </w:rPr>
-              <w:t>Successful completion and framing inspection</w:t>
-            </w:r>
-          </w:p>
-        </w:tc>
-        <w:tc>
-          <w:tcPr>
-            <w:tcW w:type="dxa" w:w="3485"/>
-            <w:shd w:fill="F7F7F6"/>
-            <w:vAlign w:val="center"/>
-            <w:tcMar>
-              <w:top w:w="68" w:type="dxa"/>
-              <w:start w:w="88" w:type="dxa"/>
-              <w:bottom w:w="68" w:type="dxa"/>
-              <w:end w:w="88" w:type="dxa"/>
-            </w:tcMar>
-          </w:tcPr>
-          <w:p>
-            <w:r/>
-            <w:r>
-              <w:rPr>
-                <w:rFonts w:ascii="Aptos" w:hAnsi="Aptos"/>
-                <w:b w:val="0"/>
-                <w:color w:val="1B1F20"/>
-                <w:sz w:val="16"/>
-              </w:rPr>
-              <w:t>5%</w:t>
-            </w:r>
-          </w:p>
-        </w:tc>
-        <w:tc>
-          <w:tcPr>
-            <w:tcW w:type="dxa" w:w="3485"/>
-            <w:shd w:fill="F7F7F6"/>
-            <w:vAlign w:val="center"/>
-            <w:tcMar>
-              <w:top w:w="68" w:type="dxa"/>
-              <w:start w:w="88" w:type="dxa"/>
-              <w:bottom w:w="68" w:type="dxa"/>
-              <w:end w:w="88" w:type="dxa"/>
-            </w:tcMar>
-          </w:tcPr>
-          <w:p>
-            <w:r/>
-            <w:r>
-              <w:rPr>
-                <w:rFonts w:ascii="Aptos" w:hAnsi="Aptos"/>
-                <w:b w:val="0"/>
-                <w:color w:val="1B1F20"/>
-                <w:sz w:val="16"/>
-              </w:rPr>
-              <w:t>$33,300</w:t>
-            </w:r>
-          </w:p>
-        </w:tc>
-      </w:tr>
-      <w:tr>
-        <w:tc>
-          <w:tcPr>
-            <w:tcW w:type="dxa" w:w="3485"/>
-            <w:shd w:fill="EAF2ED"/>
-            <w:vAlign w:val="center"/>
-            <w:tcMar>
-              <w:top w:w="68" w:type="dxa"/>
-              <w:start w:w="88" w:type="dxa"/>
-              <w:bottom w:w="68" w:type="dxa"/>
-              <w:end w:w="88" w:type="dxa"/>
-            </w:tcMar>
-          </w:tcPr>
-          <w:p>
-            <w:r/>
-            <w:r>
-              <w:rPr>
-                <w:rFonts w:ascii="Aptos" w:hAnsi="Aptos"/>
-                <w:b/>
-                <w:color w:val="1B1F20"/>
-                <w:sz w:val="16"/>
-              </w:rPr>
-              <w:t>TOTAL INSTALLATION</w:t>
-            </w:r>
-          </w:p>
-        </w:tc>
-        <w:tc>
-          <w:tcPr>
-            <w:tcW w:type="dxa" w:w="3485"/>
-            <w:shd w:fill="EAF2ED"/>
-            <w:vAlign w:val="center"/>
-            <w:tcMar>
-              <w:top w:w="68" w:type="dxa"/>
-              <w:start w:w="88" w:type="dxa"/>
-              <w:bottom w:w="68" w:type="dxa"/>
-              <w:end w:w="88" w:type="dxa"/>
-            </w:tcMar>
-          </w:tcPr>
-          <w:p>
-            <w:r/>
-            <w:r>
-              <w:rPr>
-                <w:rFonts w:ascii="Aptos" w:hAnsi="Aptos"/>
-                <w:b/>
-                <w:color w:val="1B1F20"/>
-                <w:sz w:val="16"/>
-              </w:rPr>
-              <w:t>100%</w:t>
-            </w:r>
-          </w:p>
-        </w:tc>
-        <w:tc>
-          <w:tcPr>
-            <w:tcW w:type="dxa" w:w="3485"/>
-            <w:shd w:fill="EAF2ED"/>
-            <w:vAlign w:val="center"/>
-            <w:tcMar>
-              <w:top w:w="68" w:type="dxa"/>
-              <w:start w:w="88" w:type="dxa"/>
-              <w:bottom w:w="68" w:type="dxa"/>
-              <w:end w:w="88" w:type="dxa"/>
-            </w:tcMar>
-          </w:tcPr>
-          <w:p>
-            <w:r/>
-            <w:r>
-              <w:rPr>
-                <w:rFonts w:ascii="Aptos" w:hAnsi="Aptos"/>
-                <w:b/>
-                <w:color w:val="1B1F20"/>
-                <w:sz w:val="16"/>
-              </w:rPr>
-              <w:t>$666,000</w:t>
+              <w:t xml:space="preserve">{{TOTAL_AMOUNT}}</w:t>
             </w:r>
           </w:p>
         </w:tc>
@@ -2853,122 +2918,8 @@
     </w:tbl>
     <w:p>
       <w:r>
-        <w:t>The materials-and-training option will have separate payment terms in the TBQ proposal.</w:t>
+        <w:t xml:space="preserve">By signing below, Client accepts the {{QUOTE_KIND_LOWER}} scope, total contract amount, exclusions, schedule assumptions, and payment obligations stated in this quote.</w:t>
       </w:r>
-    </w:p>
-    <w:p>
-      <w:pPr>
-        <w:pStyle w:val="Heading1"/>
-      </w:pPr>
-      <w:r>
-        <w:t>Quote Terms</w:t>
-      </w:r>
-    </w:p>
-    <w:p>
-      <w:pPr>
-        <w:pStyle w:val="ListBullet"/>
-        <w:spacing w:after="28"/>
-        <w:ind w:left="288" w:hanging="173"/>
-      </w:pPr>
-      <w:r>
-        <w:t>Quote valid for 30 calendar days and subject to final plans, approved engineering conversion, final takeoff, schedule, site review, and executed agreement.</w:t>
-      </w:r>
-    </w:p>
-    <w:p>
-      <w:pPr>
-        <w:pStyle w:val="ListBullet"/>
-        <w:spacing w:after="28"/>
-        <w:ind w:left="288" w:hanging="173"/>
-      </w:pPr>
-      <w:r>
-        <w:t>Changes, concealed conditions, incomplete concrete, inaccurate anchors, restricted access, abnormal weather, overtime, trade interference, or remobilization may adjust price and schedule.</w:t>
-      </w:r>
-    </w:p>
-    <w:p>
-      <w:pPr>
-        <w:pStyle w:val="ListBullet"/>
-        <w:spacing w:after="28"/>
-        <w:ind w:left="288" w:hanging="173"/>
-      </w:pPr>
-      <w:r>
-        <w:t>Fabrication begins after required approvals, production documents, and material payment are received.</w:t>
-      </w:r>
-    </w:p>
-    <w:p>
-      <w:pPr>
-        <w:pStyle w:val="ListBullet"/>
-        <w:spacing w:after="28"/>
-        <w:ind w:left="288" w:hanging="173"/>
-      </w:pPr>
-      <w:r>
-        <w:t>Materials with Owner-crew training, drywall, cladding, MEP construction, concrete construction, and wood framing require separate written quotes.</w:t>
-      </w:r>
-    </w:p>
-    <w:p>
-      <w:pPr>
-        <w:pStyle w:val="Heading1"/>
-      </w:pPr>
-      <w:r>
-        <w:t>Acceptance</w:t>
-      </w:r>
-    </w:p>
-    <w:tbl>
-      <w:tblPr>
-        <w:tblW w:type="auto" w:w="0"/>
-        <w:tblLook w:firstColumn="1" w:firstRow="1" w:lastColumn="0" w:lastRow="0" w:noHBand="0" w:noVBand="1" w:val="04A0"/>
-        <w:tblBorders>
-          <w:top w:val="single" w:sz="5" w:color="7FA59E"/>
-          <w:left w:val="single" w:sz="5" w:color="7FA59E"/>
-          <w:bottom w:val="single" w:sz="5" w:color="7FA59E"/>
-          <w:right w:val="single" w:sz="5" w:color="7FA59E"/>
-          <w:insideH w:val="single" w:sz="5" w:color="7FA59E"/>
-          <w:insideV w:val="single" w:sz="5" w:color="7FA59E"/>
-        </w:tblBorders>
-      </w:tblPr>
-      <w:tblGrid>
-        <w:gridCol w:w="10454"/>
-      </w:tblGrid>
-      <w:tr>
-        <w:tc>
-          <w:tcPr>
-            <w:tcW w:type="dxa" w:w="10454"/>
-            <w:shd w:fill="EAF2ED"/>
-            <w:tcMar>
-              <w:top w:w="112" w:type="dxa"/>
-              <w:start w:w="132" w:type="dxa"/>
-              <w:bottom w:w="112" w:type="dxa"/>
-              <w:end w:w="132" w:type="dxa"/>
-            </w:tcMar>
-          </w:tcPr>
-          <w:p>
-            <w:r>
-              <w:rPr>
-                <w:b/>
-                <w:color w:val="7FA59E"/>
-                <w:sz w:val="18"/>
-              </w:rPr>
-              <w:t>TOTAL BER WILSON TURNKEY QUOTE</w:t>
-              <w:br/>
-            </w:r>
-            <w:r>
-              <w:rPr>
-                <w:color w:val="1B1F20"/>
-                <w:sz w:val="18"/>
-              </w:rPr>
-              <w:t>$2,131,200</w:t>
-            </w:r>
-          </w:p>
-        </w:tc>
-      </w:tr>
-    </w:tbl>
-    <w:p>
-      <w:pPr>
-        <w:spacing w:before="0" w:after="0" w:line="20" w:lineRule="exact"/>
-        <w:rPr>
-          <w:sz w:val="2"/>
-          <w:szCs w:val="2"/>
-        </w:rPr>
-      </w:pPr>
     </w:p>
     <w:tbl>
       <w:tblPr>
@@ -3010,7 +2961,7 @@
                 <w:color w:val="FFFFFF"/>
                 <w:sz w:val="16"/>
               </w:rPr>
-              <w:t>CLIENT ACCEPTANCE</w:t>
+              <w:t xml:space="preserve">CLIENT ACCEPTANCE</w:t>
             </w:r>
           </w:p>
         </w:tc>
@@ -3035,7 +2986,7 @@
                 <w:color w:val="FFFFFF"/>
                 <w:sz w:val="16"/>
               </w:rPr>
-              <w:t>BER WILSON</w:t>
+              <w:t xml:space="preserve">BER WILSON</w:t>
             </w:r>
           </w:p>
         </w:tc>
@@ -3061,7 +3012,7 @@
                 <w:color w:val="1B1F20"/>
                 <w:sz w:val="16"/>
               </w:rPr>
-              <w:t>Company: Four Amigos Development, LLC</w:t>
+              <w:t xml:space="preserve">Company: {{CLIENT_COMPANY}}</w:t>
             </w:r>
           </w:p>
         </w:tc>
@@ -3085,7 +3036,7 @@
                 <w:color w:val="1B1F20"/>
                 <w:sz w:val="16"/>
               </w:rPr>
-              <w:t>Estimator: Ericson Tua’one</w:t>
+              <w:t xml:space="preserve">Estimator: {{ESTIMATOR_NAME}}</w:t>
             </w:r>
           </w:p>
         </w:tc>
@@ -3112,7 +3063,7 @@
                 <w:color w:val="1B1F20"/>
                 <w:sz w:val="16"/>
               </w:rPr>
-              <w:t>Name: ______________________________</w:t>
+              <w:t xml:space="preserve">Name: ______________________________</w:t>
             </w:r>
           </w:p>
         </w:tc>
@@ -3137,7 +3088,7 @@
                 <w:color w:val="1B1F20"/>
                 <w:sz w:val="16"/>
               </w:rPr>
-              <w:t>Email: info@berwilson.com</w:t>
+              <w:t xml:space="preserve">Email: {{ESTIMATOR_EMAIL}}</w:t>
             </w:r>
           </w:p>
         </w:tc>
@@ -3163,7 +3114,7 @@
                 <w:color w:val="1B1F20"/>
                 <w:sz w:val="16"/>
               </w:rPr>
-              <w:t>Title: _______________________________</w:t>
+              <w:t xml:space="preserve">Title: _______________________________</w:t>
             </w:r>
           </w:p>
         </w:tc>
@@ -3187,7 +3138,7 @@
                 <w:color w:val="1B1F20"/>
                 <w:sz w:val="16"/>
               </w:rPr>
-              <w:t>Phone: 385-436-5507</w:t>
+              <w:t xml:space="preserve">Phone: {{ESTIMATOR_PHONE}}</w:t>
             </w:r>
           </w:p>
         </w:tc>
@@ -3214,7 +3165,7 @@
                 <w:color w:val="1B1F20"/>
                 <w:sz w:val="16"/>
               </w:rPr>
-              <w:t>Signature: ___________________________</w:t>
+              <w:t xml:space="preserve">Signature: ___________________________</w:t>
             </w:r>
           </w:p>
         </w:tc>
@@ -3239,7 +3190,7 @@
                 <w:color w:val="1B1F20"/>
                 <w:sz w:val="16"/>
               </w:rPr>
-              <w:t>Signature: ___________________________</w:t>
+              <w:t xml:space="preserve">Signature: ___________________________</w:t>
             </w:r>
           </w:p>
         </w:tc>
@@ -3265,7 +3216,7 @@
                 <w:color w:val="1B1F20"/>
                 <w:sz w:val="16"/>
               </w:rPr>
-              <w:t>Date: _______________________________</w:t>
+              <w:t xml:space="preserve">Date: _______________________________</w:t>
             </w:r>
           </w:p>
         </w:tc>
@@ -3289,26 +3240,12 @@
                 <w:color w:val="1B1F20"/>
                 <w:sz w:val="16"/>
               </w:rPr>
-              <w:t>Date: _______________________________</w:t>
+              <w:t xml:space="preserve">Date: _______________________________</w:t>
             </w:r>
           </w:p>
         </w:tc>
       </w:tr>
     </w:tbl>
-    <w:p>
-      <w:pPr>
-        <w:spacing w:before="140"/>
-      </w:pPr>
-      <w:r>
-        <w:rPr>
-          <w:b/>
-        </w:rPr>
-        <w:t xml:space="preserve">Requested option:  </w:t>
-      </w:r>
-      <w:r>
-        <w:t>☐ Ber Wilson turnkey installation   ☐ Materials + crew training (TBQ)   ☐ Wood-frame alternate (TBQ)</w:t>
-      </w:r>
-    </w:p>
     <w:p>
       <w:pPr>
         <w:spacing w:after="140"/>
